--- a/04_Borang_Pertandingan_CDKK.docx
+++ b/04_Borang_Pertandingan_CDKK.docx
@@ -12302,31 +12302,7 @@
                 <w:szCs w:val="19"/>
                 <w:lang w:val="ms-MY"/>
               </w:rPr>
-              <w:t xml:space="preserve">Borang 3  ·  </w:t>
-            </w:r>
-            <w:proofErr w:type="spellStart"/>
-            <w:r>
-              <w:rPr>
-                <w:i/>
-                <w:iCs/>
-                <w:color w:val="FFFFFF"/>
-                <w:sz w:val="19"/>
-                <w:szCs w:val="19"/>
-                <w:lang w:val="ms-MY"/>
-              </w:rPr>
-              <w:t>Diisi</w:t>
-            </w:r>
-            <w:proofErr w:type="spellEnd"/>
-            <w:r>
-              <w:rPr>
-                <w:i/>
-                <w:iCs/>
-                <w:color w:val="FFFFFF"/>
-                <w:sz w:val="19"/>
-                <w:szCs w:val="19"/>
-                <w:lang w:val="ms-MY"/>
-              </w:rPr>
-              <w:t xml:space="preserve"> sebelum sebarang aset dibina</w:t>
+              <w:t xml:space="preserve">Borang 3  ·  Diisi sebelum sebarang aset dibina</w:t>
             </w:r>
           </w:p>
         </w:tc>
@@ -13021,13 +12997,6 @@
                 <w:lang w:val="ms-MY"/>
               </w:rPr>
               <w:t xml:space="preserve"> AI   </w:t>
-            </w:r>
-            <w:r>
-              <w:rPr>
-                <w:sz w:val="17"/>
-                <w:szCs w:val="17"/>
-                <w:lang w:val="ms-MY"/>
-              </w:rPr>
               <w:br/>
             </w:r>
             <w:r>
@@ -13206,13 +13175,6 @@
                 <w:lang w:val="ms-MY"/>
               </w:rPr>
               <w:t xml:space="preserve"> AI   </w:t>
-            </w:r>
-            <w:r>
-              <w:rPr>
-                <w:sz w:val="17"/>
-                <w:szCs w:val="17"/>
-                <w:lang w:val="ms-MY"/>
-              </w:rPr>
               <w:br/>
             </w:r>
             <w:r>
@@ -13494,7 +13456,7 @@
                 <w:szCs w:val="17"/>
                 <w:lang w:val="ms-MY"/>
               </w:rPr>
-              <w:t xml:space="preserve">Skrip : </w:t>
+              <w:t xml:space="preserve">Skrip / Naratif : </w:t>
             </w:r>
           </w:p>
         </w:tc>
@@ -13531,7 +13493,7 @@
                 <w:szCs w:val="17"/>
                 <w:lang w:val="ms-MY"/>
               </w:rPr>
-              <w:t>Skrip :</w:t>
+              <w:t>Skrip / Naratif :</w:t>
             </w:r>
           </w:p>
         </w:tc>
@@ -14081,13 +14043,6 @@
                 <w:lang w:val="ms-MY"/>
               </w:rPr>
               <w:t xml:space="preserve"> AI   </w:t>
-            </w:r>
-            <w:r>
-              <w:rPr>
-                <w:sz w:val="17"/>
-                <w:szCs w:val="17"/>
-                <w:lang w:val="ms-MY"/>
-              </w:rPr>
               <w:br/>
             </w:r>
             <w:r>
@@ -14266,13 +14221,6 @@
                 <w:lang w:val="ms-MY"/>
               </w:rPr>
               <w:t xml:space="preserve"> AI   </w:t>
-            </w:r>
-            <w:r>
-              <w:rPr>
-                <w:sz w:val="17"/>
-                <w:szCs w:val="17"/>
-                <w:lang w:val="ms-MY"/>
-              </w:rPr>
               <w:br/>
             </w:r>
             <w:r>
@@ -14554,7 +14502,7 @@
                 <w:szCs w:val="17"/>
                 <w:lang w:val="ms-MY"/>
               </w:rPr>
-              <w:t xml:space="preserve">Skrip : </w:t>
+              <w:t xml:space="preserve">Skrip / Naratif : </w:t>
             </w:r>
           </w:p>
         </w:tc>
@@ -14591,7 +14539,7 @@
                 <w:szCs w:val="17"/>
                 <w:lang w:val="ms-MY"/>
               </w:rPr>
-              <w:t>Skrip :</w:t>
+              <w:t>Skrip / Naratif :</w:t>
             </w:r>
           </w:p>
         </w:tc>
@@ -15487,13 +15435,6 @@
                 <w:lang w:val="ms-MY"/>
               </w:rPr>
               <w:t xml:space="preserve"> AI   </w:t>
-            </w:r>
-            <w:r>
-              <w:rPr>
-                <w:sz w:val="17"/>
-                <w:szCs w:val="17"/>
-                <w:lang w:val="ms-MY"/>
-              </w:rPr>
               <w:br/>
             </w:r>
             <w:r>
@@ -15672,13 +15613,6 @@
                 <w:lang w:val="ms-MY"/>
               </w:rPr>
               <w:t xml:space="preserve"> AI   </w:t>
-            </w:r>
-            <w:r>
-              <w:rPr>
-                <w:sz w:val="17"/>
-                <w:szCs w:val="17"/>
-                <w:lang w:val="ms-MY"/>
-              </w:rPr>
               <w:br/>
             </w:r>
             <w:r>
@@ -15960,7 +15894,7 @@
                 <w:szCs w:val="17"/>
                 <w:lang w:val="ms-MY"/>
               </w:rPr>
-              <w:t xml:space="preserve">Skrip : </w:t>
+              <w:t xml:space="preserve">Skrip / Naratif : </w:t>
             </w:r>
           </w:p>
         </w:tc>
@@ -15997,7 +15931,7 @@
                 <w:szCs w:val="17"/>
                 <w:lang w:val="ms-MY"/>
               </w:rPr>
-              <w:t>Skrip :</w:t>
+              <w:t>Skrip / Naratif :</w:t>
             </w:r>
           </w:p>
         </w:tc>
@@ -16547,13 +16481,6 @@
                 <w:lang w:val="ms-MY"/>
               </w:rPr>
               <w:t xml:space="preserve"> AI   </w:t>
-            </w:r>
-            <w:r>
-              <w:rPr>
-                <w:sz w:val="17"/>
-                <w:szCs w:val="17"/>
-                <w:lang w:val="ms-MY"/>
-              </w:rPr>
               <w:br/>
             </w:r>
             <w:r>
@@ -16732,13 +16659,6 @@
                 <w:lang w:val="ms-MY"/>
               </w:rPr>
               <w:t xml:space="preserve"> AI   </w:t>
-            </w:r>
-            <w:r>
-              <w:rPr>
-                <w:sz w:val="17"/>
-                <w:szCs w:val="17"/>
-                <w:lang w:val="ms-MY"/>
-              </w:rPr>
               <w:br/>
             </w:r>
             <w:r>
@@ -17020,7 +16940,7 @@
                 <w:szCs w:val="17"/>
                 <w:lang w:val="ms-MY"/>
               </w:rPr>
-              <w:t xml:space="preserve">Skrip : </w:t>
+              <w:t xml:space="preserve">Skrip / Naratif : </w:t>
             </w:r>
           </w:p>
         </w:tc>
@@ -17057,7 +16977,7 @@
                 <w:szCs w:val="17"/>
                 <w:lang w:val="ms-MY"/>
               </w:rPr>
-              <w:t>Skrip :</w:t>
+              <w:t>Skrip / Naratif :</w:t>
             </w:r>
           </w:p>
         </w:tc>
@@ -17258,31 +17178,7 @@
                 <w:szCs w:val="19"/>
                 <w:lang w:val="ms-MY"/>
               </w:rPr>
-              <w:t xml:space="preserve">Borang 3  ·  </w:t>
-            </w:r>
-            <w:proofErr w:type="spellStart"/>
-            <w:r>
-              <w:rPr>
-                <w:i/>
-                <w:iCs/>
-                <w:color w:val="FFFFFF"/>
-                <w:sz w:val="19"/>
-                <w:szCs w:val="19"/>
-                <w:lang w:val="ms-MY"/>
-              </w:rPr>
-              <w:t>Diisi</w:t>
-            </w:r>
-            <w:proofErr w:type="spellEnd"/>
-            <w:r>
-              <w:rPr>
-                <w:i/>
-                <w:iCs/>
-                <w:color w:val="FFFFFF"/>
-                <w:sz w:val="19"/>
-                <w:szCs w:val="19"/>
-                <w:lang w:val="ms-MY"/>
-              </w:rPr>
-              <w:t xml:space="preserve"> sebelum sebarang aset dibina</w:t>
+              <w:t xml:space="preserve">Borang 3  ·  Diisi sebelum sebarang aset dibina</w:t>
             </w:r>
           </w:p>
         </w:tc>
@@ -17977,13 +17873,6 @@
                 <w:lang w:val="ms-MY"/>
               </w:rPr>
               <w:t xml:space="preserve"> AI   </w:t>
-            </w:r>
-            <w:r>
-              <w:rPr>
-                <w:sz w:val="17"/>
-                <w:szCs w:val="17"/>
-                <w:lang w:val="ms-MY"/>
-              </w:rPr>
               <w:br/>
             </w:r>
             <w:r>
@@ -18162,13 +18051,6 @@
                 <w:lang w:val="ms-MY"/>
               </w:rPr>
               <w:t xml:space="preserve"> AI   </w:t>
-            </w:r>
-            <w:r>
-              <w:rPr>
-                <w:sz w:val="17"/>
-                <w:szCs w:val="17"/>
-                <w:lang w:val="ms-MY"/>
-              </w:rPr>
               <w:br/>
             </w:r>
             <w:r>
@@ -18450,7 +18332,7 @@
                 <w:szCs w:val="17"/>
                 <w:lang w:val="ms-MY"/>
               </w:rPr>
-              <w:t xml:space="preserve">Skrip : </w:t>
+              <w:t xml:space="preserve">Skrip / Naratif : </w:t>
             </w:r>
           </w:p>
         </w:tc>
@@ -18487,7 +18369,7 @@
                 <w:szCs w:val="17"/>
                 <w:lang w:val="ms-MY"/>
               </w:rPr>
-              <w:t>Skrip :</w:t>
+              <w:t>Skrip / Naratif :</w:t>
             </w:r>
           </w:p>
         </w:tc>
@@ -19037,13 +18919,6 @@
                 <w:lang w:val="ms-MY"/>
               </w:rPr>
               <w:t xml:space="preserve"> AI   </w:t>
-            </w:r>
-            <w:r>
-              <w:rPr>
-                <w:sz w:val="17"/>
-                <w:szCs w:val="17"/>
-                <w:lang w:val="ms-MY"/>
-              </w:rPr>
               <w:br/>
             </w:r>
             <w:r>
@@ -19222,13 +19097,6 @@
                 <w:lang w:val="ms-MY"/>
               </w:rPr>
               <w:t xml:space="preserve"> AI   </w:t>
-            </w:r>
-            <w:r>
-              <w:rPr>
-                <w:sz w:val="17"/>
-                <w:szCs w:val="17"/>
-                <w:lang w:val="ms-MY"/>
-              </w:rPr>
               <w:br/>
             </w:r>
             <w:r>
@@ -19510,7 +19378,7 @@
                 <w:szCs w:val="17"/>
                 <w:lang w:val="ms-MY"/>
               </w:rPr>
-              <w:t xml:space="preserve">Skrip : </w:t>
+              <w:t xml:space="preserve">Skrip / Naratif : </w:t>
             </w:r>
           </w:p>
         </w:tc>
@@ -19547,7 +19415,7 @@
                 <w:szCs w:val="17"/>
                 <w:lang w:val="ms-MY"/>
               </w:rPr>
-              <w:t>Skrip :</w:t>
+              <w:t>Skrip / Naratif :</w:t>
             </w:r>
           </w:p>
         </w:tc>
@@ -21475,14 +21343,6 @@
                 <w:lang w:val="ms-MY"/>
               </w:rPr>
               <w:t xml:space="preserve">Unjuran Jualan </w:t>
-            </w:r>
-            <w:r>
-              <w:rPr>
-                <w:b/>
-                <w:bCs/>
-                <w:color w:val="FFFFFF"/>
-                <w:lang w:val="ms-MY"/>
-              </w:rPr>
               <w:br/>
               <w:t>(RM)</w:t>
             </w:r>
@@ -29279,30 +29139,8 @@
               <w:rPr>
                 <w:lang w:val="ms-MY"/>
               </w:rPr>
-              <w:t xml:space="preserve">Tandatangan </w:t>
-            </w:r>
-            <w:proofErr w:type="spellStart"/>
-            <w:r>
-              <w:rPr>
-                <w:lang w:val="ms-MY"/>
-              </w:rPr>
-              <w:t>Pempamer</w:t>
-            </w:r>
-            <w:proofErr w:type="spellEnd"/>
-            <w:r>
-              <w:rPr>
-                <w:lang w:val="ms-MY"/>
-              </w:rPr>
-              <w:t xml:space="preserve"> Atau </w:t>
-            </w:r>
-            <w:proofErr w:type="spellStart"/>
-            <w:r>
-              <w:rPr>
-                <w:lang w:val="ms-MY"/>
-              </w:rPr>
-              <w:t>Pendemo</w:t>
-            </w:r>
-            <w:proofErr w:type="spellEnd"/>
+              <w:t xml:space="preserve">Tandatangan Pempamer Atau Pendemo</w:t>
+            </w:r>
           </w:p>
         </w:tc>
       </w:tr>
@@ -31547,13 +31385,6 @@
                 <w:lang w:val="ms-MY"/>
               </w:rPr>
               <w:t xml:space="preserve">JUMLAH MARKAH HAKIM </w:t>
-            </w:r>
-            <w:r>
-              <w:rPr>
-                <w:b/>
-                <w:bCs/>
-                <w:lang w:val="ms-MY"/>
-              </w:rPr>
               <w:br/>
               <w:t>(daripada 100)</w:t>
             </w:r>
@@ -36679,13 +36510,7 @@
               <w:rPr>
                 <w:lang w:val="ms-MY"/>
               </w:rPr>
-              <w:t xml:space="preserve"> Ya</w:t>
-            </w:r>
-            <w:r>
-              <w:rPr>
-                <w:lang w:val="ms-MY"/>
-              </w:rPr>
-              <w:t xml:space="preserve">                      </w:t>
+              <w:t xml:space="preserve"> Ya                      </w:t>
             </w:r>
             <w:sdt>
               <w:sdtPr>
@@ -36756,11 +36581,6 @@
                 <w:lang w:val="ms-MY"/>
               </w:rPr>
               <w:t xml:space="preserve">Templat Digunakan </w:t>
-            </w:r>
-            <w:r>
-              <w:rPr>
-                <w:lang w:val="ms-MY"/>
-              </w:rPr>
               <w:br/>
               <w:t>(Jika Ada)</w:t>
             </w:r>
@@ -38613,13 +38433,6 @@
                 <w:lang w:val="ms-MY"/>
               </w:rPr>
               <w:t xml:space="preserve">Diterima Oleh </w:t>
-            </w:r>
-            <w:r>
-              <w:rPr>
-                <w:b/>
-                <w:bCs/>
-                <w:lang w:val="ms-MY"/>
-              </w:rPr>
               <w:br/>
               <w:t>(Urus Setia Negeri)</w:t>
             </w:r>
@@ -45192,7 +45005,7 @@
                 <w:color w:val="1F2937"/>
                 <w:lang w:val="ms-MY"/>
               </w:rPr>
-              <w:t>Skrip dan storyboard siap</w:t>
+              <w:t xml:space="preserve">Skrip/naratif dan storyboard siap</w:t>
             </w:r>
           </w:p>
         </w:tc>

--- a/04_Borang_Pertandingan_CDKK.docx
+++ b/04_Borang_Pertandingan_CDKK.docx
@@ -20144,80 +20144,6 @@
               <w:rPr>
                 <w:lang w:val="ms-MY"/>
               </w:rPr>
-              <w:t>Tetingkap Data Yang Digunakan</w:t>
-            </w:r>
-          </w:p>
-        </w:tc>
-        <w:tc>
-          <w:tcPr>
-            <w:tcW w:w="6026" w:type="dxa"/>
-            <w:tcBorders>
-              <w:top w:val="single" w:sz="4" w:space="0" w:color="C9CFD8"/>
-              <w:left w:val="single" w:sz="4" w:space="0" w:color="C9CFD8"/>
-              <w:bottom w:val="single" w:sz="4" w:space="0" w:color="C9CFD8"/>
-              <w:right w:val="single" w:sz="4" w:space="0" w:color="C9CFD8"/>
-            </w:tcBorders>
-            <w:tcMar>
-              <w:top w:w="90" w:type="dxa"/>
-              <w:left w:w="120" w:type="dxa"/>
-              <w:bottom w:w="90" w:type="dxa"/>
-              <w:right w:w="120" w:type="dxa"/>
-            </w:tcMar>
-            <w:vAlign w:val="center"/>
-          </w:tcPr>
-          <w:p>
-            <w:pPr>
-              <w:spacing w:line="254" w:lineRule="auto"/>
-              <w:rPr>
-                <w:lang w:val="ms-MY"/>
-              </w:rPr>
-            </w:pPr>
-            <w:r>
-              <w:rPr>
-                <w:lang w:val="ms-MY"/>
-              </w:rPr>
-              <w:t>Contoh: 3 tahun · 6 bulan · 4 suku tahun</w:t>
-            </w:r>
-          </w:p>
-        </w:tc>
-      </w:tr>
-      <w:tr>
-        <w:trPr>
-          <w:gridAfter w:val="1"/>
-          <w:wAfter w:w="18" w:type="dxa"/>
-          <w:cantSplit/>
-          <w:trHeight w:val="728"/>
-        </w:trPr>
-        <w:tc>
-          <w:tcPr>
-            <w:tcW w:w="3000" w:type="dxa"/>
-            <w:gridSpan w:val="2"/>
-            <w:tcBorders>
-              <w:top w:val="single" w:sz="4" w:space="0" w:color="C9CFD8"/>
-              <w:left w:val="single" w:sz="4" w:space="0" w:color="C9CFD8"/>
-              <w:bottom w:val="single" w:sz="4" w:space="0" w:color="C9CFD8"/>
-              <w:right w:val="single" w:sz="4" w:space="0" w:color="C9CFD8"/>
-            </w:tcBorders>
-            <w:shd w:val="clear" w:color="auto" w:fill="EBF0F7"/>
-            <w:tcMar>
-              <w:top w:w="90" w:type="dxa"/>
-              <w:left w:w="120" w:type="dxa"/>
-              <w:bottom w:w="90" w:type="dxa"/>
-              <w:right w:w="120" w:type="dxa"/>
-            </w:tcMar>
-            <w:vAlign w:val="center"/>
-          </w:tcPr>
-          <w:p>
-            <w:pPr>
-              <w:spacing w:line="254" w:lineRule="auto"/>
-              <w:rPr>
-                <w:lang w:val="ms-MY"/>
-              </w:rPr>
-            </w:pPr>
-            <w:r>
-              <w:rPr>
-                <w:lang w:val="ms-MY"/>
-              </w:rPr>
               <w:t>Tarikh Dan Masa Temu Bual</w:t>
             </w:r>
           </w:p>
@@ -20347,7 +20273,7 @@
           <w:lang w:val="ms-MY"/>
         </w:rPr>
         <w:lastRenderedPageBreak/>
-        <w:t>B.  Data Prestasi Perniagaan (Sejarah)</w:t>
+        <w:t xml:space="preserve">B.  Angka Sebenar Daripada Usahawan</w:t>
       </w:r>
     </w:p>
     <w:p>
@@ -20362,7 +20288,7 @@
         <w:rPr>
           <w:lang w:val="ms-MY"/>
         </w:rPr>
-        <w:t>Isikan angka seperti yang diberikan oleh usahawan. Sekiranya usahawan hanya mampu memberikan anggaran, catatkan perkataan anggaran dalam lajur Catatan. Anggaran diterima dan tidak dikenakan sebarang potongan markah. Tetingkap data ditentukan sendiri oleh kumpulan mengikut umur perniagaan dan rekod yang ada. Sebagai contoh, isikan tiga (3) titik data; bilangan ini boleh lebih atau kurang mengikut kesesuaian rekod yang ada. Gunakan tahun bagi perniagaan mapan atau suku tahun mahupun bulan bagi perniagaan yang baharu beroperasi. Tulis unit yang digunakan dalam lajur Tempoh.</w:t>
+        <w:t xml:space="preserve">Tulis angka seperti yang disebut oleh usahawan. Tiga angka sudah memadai; boleh lebih jika ada. Tempoh ditentukan sendiri oleh kumpulan mengikut rekod yang ada, sama ada sehari, sebulan, setahun atau musim. Sekiranya usahawan hanya mampu memberikan anggaran, tandakan kotak Anggaran. Anggaran diterima dan tidak dikenakan sebarang potongan markah. Keuntungan tidak wajib ditanya; catatkan dalam lajur Catatan hanya jika usahawan sudi berkongsi.</w:t>
       </w:r>
     </w:p>
     <w:tbl>
@@ -20429,7 +20355,7 @@
                 <w:color w:val="FFFFFF"/>
                 <w:lang w:val="ms-MY"/>
               </w:rPr>
-              <w:t>Tempoh</w:t>
+              <w:t xml:space="preserve">Tempoh</w:t>
             </w:r>
           </w:p>
         </w:tc>
@@ -20467,7 +20393,7 @@
                 <w:color w:val="FFFFFF"/>
                 <w:lang w:val="ms-MY"/>
               </w:rPr>
-              <w:t>Jualan (RM)</w:t>
+              <w:t xml:space="preserve">Jualan (RM) atau Bilangan</w:t>
             </w:r>
           </w:p>
         </w:tc>
@@ -20505,7 +20431,7 @@
                 <w:color w:val="FFFFFF"/>
                 <w:lang w:val="ms-MY"/>
               </w:rPr>
-              <w:t>Keuntungan (RM)</w:t>
+              <w:t xml:space="preserve">Anggaran?</w:t>
             </w:r>
           </w:p>
         </w:tc>
@@ -20543,7 +20469,7 @@
                 <w:color w:val="FFFFFF"/>
                 <w:lang w:val="ms-MY"/>
               </w:rPr>
-              <w:t>Catatan</w:t>
+              <w:t xml:space="preserve">Catatan</w:t>
             </w:r>
           </w:p>
         </w:tc>
@@ -20627,10 +20553,40 @@
           <w:p>
             <w:pPr>
               <w:spacing w:before="40" w:line="254" w:lineRule="auto"/>
-              <w:rPr>
-                <w:lang w:val="ms-MY"/>
-              </w:rPr>
-            </w:pPr>
+              <w:jc w:val="center"/>
+              <w:rPr>
+                <w:lang w:val="ms-MY"/>
+              </w:rPr>
+            </w:pPr>
+            <w:sdt>
+              <w:sdtPr>
+                <w:rPr>
+                  <w:rFonts w:ascii="MS Gothic" w:eastAsia="MS Gothic" w:hAnsi="MS Gothic" w:cs="MS Gothic"/>
+                  <w:color w:val="1F2937"/>
+                  <w:sz w:val="28"/>
+                  <w:szCs w:val="28"/>
+                  <w:lang w:val="ms-MY"/>
+                </w:rPr>
+                <w:id w:val="910000003"/>
+                <w14:checkbox>
+                  <w14:checked w14:val="0"/>
+                  <w14:checkedState w14:val="2612" w14:font="MS Gothic"/>
+                  <w14:uncheckedState w14:val="2610" w14:font="MS Gothic"/>
+                </w14:checkbox>
+              </w:sdtPr>
+              <w:sdtContent>
+                <w:r>
+                  <w:rPr>
+                    <w:rFonts w:ascii="MS Gothic" w:eastAsia="MS Gothic" w:hAnsi="MS Gothic" w:cs="MS Gothic" w:hint="eastAsia"/>
+                    <w:color w:val="1F2937"/>
+                    <w:sz w:val="28"/>
+                    <w:szCs w:val="28"/>
+                    <w:lang w:val="ms-MY"/>
+                  </w:rPr>
+                  <w:t>☐</w:t>
+                </w:r>
+              </w:sdtContent>
+            </w:sdt>
           </w:p>
         </w:tc>
         <w:tc>
@@ -20739,10 +20695,40 @@
           <w:p>
             <w:pPr>
               <w:spacing w:before="40" w:line="254" w:lineRule="auto"/>
-              <w:rPr>
-                <w:lang w:val="ms-MY"/>
-              </w:rPr>
-            </w:pPr>
+              <w:jc w:val="center"/>
+              <w:rPr>
+                <w:lang w:val="ms-MY"/>
+              </w:rPr>
+            </w:pPr>
+            <w:sdt>
+              <w:sdtPr>
+                <w:rPr>
+                  <w:rFonts w:ascii="MS Gothic" w:eastAsia="MS Gothic" w:hAnsi="MS Gothic" w:cs="MS Gothic"/>
+                  <w:color w:val="1F2937"/>
+                  <w:sz w:val="28"/>
+                  <w:szCs w:val="28"/>
+                  <w:lang w:val="ms-MY"/>
+                </w:rPr>
+                <w:id w:val="910000002"/>
+                <w14:checkbox>
+                  <w14:checked w14:val="0"/>
+                  <w14:checkedState w14:val="2612" w14:font="MS Gothic"/>
+                  <w14:uncheckedState w14:val="2610" w14:font="MS Gothic"/>
+                </w14:checkbox>
+              </w:sdtPr>
+              <w:sdtContent>
+                <w:r>
+                  <w:rPr>
+                    <w:rFonts w:ascii="MS Gothic" w:eastAsia="MS Gothic" w:hAnsi="MS Gothic" w:cs="MS Gothic" w:hint="eastAsia"/>
+                    <w:color w:val="1F2937"/>
+                    <w:sz w:val="28"/>
+                    <w:szCs w:val="28"/>
+                    <w:lang w:val="ms-MY"/>
+                  </w:rPr>
+                  <w:t>☐</w:t>
+                </w:r>
+              </w:sdtContent>
+            </w:sdt>
           </w:p>
         </w:tc>
         <w:tc>
@@ -20851,346 +20837,40 @@
           <w:p>
             <w:pPr>
               <w:spacing w:before="40" w:line="254" w:lineRule="auto"/>
-              <w:rPr>
-                <w:lang w:val="ms-MY"/>
-              </w:rPr>
-            </w:pPr>
-          </w:p>
-        </w:tc>
-        <w:tc>
-          <w:tcPr>
-            <w:tcW w:w="2426" w:type="dxa"/>
-            <w:tcBorders>
-              <w:top w:val="single" w:sz="4" w:space="0" w:color="C9CFD8"/>
-              <w:left w:val="single" w:sz="4" w:space="0" w:color="C9CFD8"/>
-              <w:bottom w:val="single" w:sz="4" w:space="0" w:color="C9CFD8"/>
-              <w:right w:val="single" w:sz="4" w:space="0" w:color="C9CFD8"/>
-            </w:tcBorders>
-            <w:tcMar>
-              <w:top w:w="90" w:type="dxa"/>
-              <w:left w:w="120" w:type="dxa"/>
-              <w:bottom w:w="90" w:type="dxa"/>
-              <w:right w:w="120" w:type="dxa"/>
-            </w:tcMar>
-            <w:vAlign w:val="center"/>
-          </w:tcPr>
-          <w:p>
-            <w:pPr>
-              <w:spacing w:before="40" w:line="254" w:lineRule="auto"/>
-              <w:rPr>
-                <w:lang w:val="ms-MY"/>
-              </w:rPr>
-            </w:pPr>
-          </w:p>
-        </w:tc>
-      </w:tr>
-      <w:tr>
-        <w:trPr>
-          <w:cantSplit/>
-          <w:trHeight w:val="576"/>
-        </w:trPr>
-        <w:tc>
-          <w:tcPr>
-            <w:tcW w:w="1800" w:type="dxa"/>
-            <w:tcBorders>
-              <w:top w:val="single" w:sz="4" w:space="0" w:color="C9CFD8"/>
-              <w:left w:val="single" w:sz="4" w:space="0" w:color="C9CFD8"/>
-              <w:bottom w:val="single" w:sz="4" w:space="0" w:color="C9CFD8"/>
-              <w:right w:val="single" w:sz="4" w:space="0" w:color="C9CFD8"/>
-            </w:tcBorders>
-            <w:shd w:val="clear" w:color="auto" w:fill="EBF0F7"/>
-            <w:tcMar>
-              <w:top w:w="90" w:type="dxa"/>
-              <w:left w:w="120" w:type="dxa"/>
-              <w:bottom w:w="90" w:type="dxa"/>
-              <w:right w:w="120" w:type="dxa"/>
-            </w:tcMar>
-            <w:vAlign w:val="center"/>
-          </w:tcPr>
-          <w:p>
-            <w:pPr>
-              <w:spacing w:line="254" w:lineRule="auto"/>
-              <w:jc w:val="center"/>
-              <w:rPr>
-                <w:lang w:val="ms-MY"/>
-              </w:rPr>
-            </w:pPr>
-          </w:p>
-        </w:tc>
-        <w:tc>
-          <w:tcPr>
-            <w:tcW w:w="2400" w:type="dxa"/>
-            <w:tcBorders>
-              <w:top w:val="single" w:sz="4" w:space="0" w:color="C9CFD8"/>
-              <w:left w:val="single" w:sz="4" w:space="0" w:color="C9CFD8"/>
-              <w:bottom w:val="single" w:sz="4" w:space="0" w:color="C9CFD8"/>
-              <w:right w:val="single" w:sz="4" w:space="0" w:color="C9CFD8"/>
-            </w:tcBorders>
-            <w:tcMar>
-              <w:top w:w="90" w:type="dxa"/>
-              <w:left w:w="120" w:type="dxa"/>
-              <w:bottom w:w="90" w:type="dxa"/>
-              <w:right w:w="120" w:type="dxa"/>
-            </w:tcMar>
-            <w:vAlign w:val="center"/>
-          </w:tcPr>
-          <w:p>
-            <w:pPr>
-              <w:spacing w:before="40" w:line="254" w:lineRule="auto"/>
-              <w:rPr>
-                <w:lang w:val="ms-MY"/>
-              </w:rPr>
-            </w:pPr>
-          </w:p>
-        </w:tc>
-        <w:tc>
-          <w:tcPr>
-            <w:tcW w:w="2400" w:type="dxa"/>
-            <w:tcBorders>
-              <w:top w:val="single" w:sz="4" w:space="0" w:color="C9CFD8"/>
-              <w:left w:val="single" w:sz="4" w:space="0" w:color="C9CFD8"/>
-              <w:bottom w:val="single" w:sz="4" w:space="0" w:color="C9CFD8"/>
-              <w:right w:val="single" w:sz="4" w:space="0" w:color="C9CFD8"/>
-            </w:tcBorders>
-            <w:tcMar>
-              <w:top w:w="90" w:type="dxa"/>
-              <w:left w:w="120" w:type="dxa"/>
-              <w:bottom w:w="90" w:type="dxa"/>
-              <w:right w:w="120" w:type="dxa"/>
-            </w:tcMar>
-            <w:vAlign w:val="center"/>
-          </w:tcPr>
-          <w:p>
-            <w:pPr>
-              <w:spacing w:before="40" w:line="254" w:lineRule="auto"/>
-              <w:rPr>
-                <w:lang w:val="ms-MY"/>
-              </w:rPr>
-            </w:pPr>
-          </w:p>
-        </w:tc>
-        <w:tc>
-          <w:tcPr>
-            <w:tcW w:w="2426" w:type="dxa"/>
-            <w:tcBorders>
-              <w:top w:val="single" w:sz="4" w:space="0" w:color="C9CFD8"/>
-              <w:left w:val="single" w:sz="4" w:space="0" w:color="C9CFD8"/>
-              <w:bottom w:val="single" w:sz="4" w:space="0" w:color="C9CFD8"/>
-              <w:right w:val="single" w:sz="4" w:space="0" w:color="C9CFD8"/>
-            </w:tcBorders>
-            <w:tcMar>
-              <w:top w:w="90" w:type="dxa"/>
-              <w:left w:w="120" w:type="dxa"/>
-              <w:bottom w:w="90" w:type="dxa"/>
-              <w:right w:w="120" w:type="dxa"/>
-            </w:tcMar>
-            <w:vAlign w:val="center"/>
-          </w:tcPr>
-          <w:p>
-            <w:pPr>
-              <w:spacing w:before="40" w:line="254" w:lineRule="auto"/>
-              <w:rPr>
-                <w:lang w:val="ms-MY"/>
-              </w:rPr>
-            </w:pPr>
-          </w:p>
-        </w:tc>
-      </w:tr>
-      <w:tr>
-        <w:trPr>
-          <w:cantSplit/>
-          <w:trHeight w:val="576"/>
-        </w:trPr>
-        <w:tc>
-          <w:tcPr>
-            <w:tcW w:w="1800" w:type="dxa"/>
-            <w:tcBorders>
-              <w:top w:val="single" w:sz="4" w:space="0" w:color="C9CFD8"/>
-              <w:left w:val="single" w:sz="4" w:space="0" w:color="C9CFD8"/>
-              <w:bottom w:val="single" w:sz="4" w:space="0" w:color="C9CFD8"/>
-              <w:right w:val="single" w:sz="4" w:space="0" w:color="C9CFD8"/>
-            </w:tcBorders>
-            <w:shd w:val="clear" w:color="auto" w:fill="EBF0F7"/>
-            <w:tcMar>
-              <w:top w:w="90" w:type="dxa"/>
-              <w:left w:w="120" w:type="dxa"/>
-              <w:bottom w:w="90" w:type="dxa"/>
-              <w:right w:w="120" w:type="dxa"/>
-            </w:tcMar>
-            <w:vAlign w:val="center"/>
-          </w:tcPr>
-          <w:p>
-            <w:pPr>
-              <w:spacing w:line="254" w:lineRule="auto"/>
-              <w:jc w:val="center"/>
-              <w:rPr>
-                <w:lang w:val="ms-MY"/>
-              </w:rPr>
-            </w:pPr>
-          </w:p>
-        </w:tc>
-        <w:tc>
-          <w:tcPr>
-            <w:tcW w:w="2400" w:type="dxa"/>
-            <w:tcBorders>
-              <w:top w:val="single" w:sz="4" w:space="0" w:color="C9CFD8"/>
-              <w:left w:val="single" w:sz="4" w:space="0" w:color="C9CFD8"/>
-              <w:bottom w:val="single" w:sz="4" w:space="0" w:color="C9CFD8"/>
-              <w:right w:val="single" w:sz="4" w:space="0" w:color="C9CFD8"/>
-            </w:tcBorders>
-            <w:tcMar>
-              <w:top w:w="90" w:type="dxa"/>
-              <w:left w:w="120" w:type="dxa"/>
-              <w:bottom w:w="90" w:type="dxa"/>
-              <w:right w:w="120" w:type="dxa"/>
-            </w:tcMar>
-            <w:vAlign w:val="center"/>
-          </w:tcPr>
-          <w:p>
-            <w:pPr>
-              <w:spacing w:before="40" w:line="254" w:lineRule="auto"/>
-              <w:rPr>
-                <w:lang w:val="ms-MY"/>
-              </w:rPr>
-            </w:pPr>
-          </w:p>
-        </w:tc>
-        <w:tc>
-          <w:tcPr>
-            <w:tcW w:w="2400" w:type="dxa"/>
-            <w:tcBorders>
-              <w:top w:val="single" w:sz="4" w:space="0" w:color="C9CFD8"/>
-              <w:left w:val="single" w:sz="4" w:space="0" w:color="C9CFD8"/>
-              <w:bottom w:val="single" w:sz="4" w:space="0" w:color="C9CFD8"/>
-              <w:right w:val="single" w:sz="4" w:space="0" w:color="C9CFD8"/>
-            </w:tcBorders>
-            <w:tcMar>
-              <w:top w:w="90" w:type="dxa"/>
-              <w:left w:w="120" w:type="dxa"/>
-              <w:bottom w:w="90" w:type="dxa"/>
-              <w:right w:w="120" w:type="dxa"/>
-            </w:tcMar>
-            <w:vAlign w:val="center"/>
-          </w:tcPr>
-          <w:p>
-            <w:pPr>
-              <w:spacing w:before="40" w:line="254" w:lineRule="auto"/>
-              <w:rPr>
-                <w:lang w:val="ms-MY"/>
-              </w:rPr>
-            </w:pPr>
-          </w:p>
-        </w:tc>
-        <w:tc>
-          <w:tcPr>
-            <w:tcW w:w="2426" w:type="dxa"/>
-            <w:tcBorders>
-              <w:top w:val="single" w:sz="4" w:space="0" w:color="C9CFD8"/>
-              <w:left w:val="single" w:sz="4" w:space="0" w:color="C9CFD8"/>
-              <w:bottom w:val="single" w:sz="4" w:space="0" w:color="C9CFD8"/>
-              <w:right w:val="single" w:sz="4" w:space="0" w:color="C9CFD8"/>
-            </w:tcBorders>
-            <w:tcMar>
-              <w:top w:w="90" w:type="dxa"/>
-              <w:left w:w="120" w:type="dxa"/>
-              <w:bottom w:w="90" w:type="dxa"/>
-              <w:right w:w="120" w:type="dxa"/>
-            </w:tcMar>
-            <w:vAlign w:val="center"/>
-          </w:tcPr>
-          <w:p>
-            <w:pPr>
-              <w:spacing w:before="40" w:line="254" w:lineRule="auto"/>
-              <w:rPr>
-                <w:lang w:val="ms-MY"/>
-              </w:rPr>
-            </w:pPr>
-          </w:p>
-        </w:tc>
-      </w:tr>
-      <w:tr>
-        <w:trPr>
-          <w:cantSplit/>
-          <w:trHeight w:val="576"/>
-        </w:trPr>
-        <w:tc>
-          <w:tcPr>
-            <w:tcW w:w="1800" w:type="dxa"/>
-            <w:tcBorders>
-              <w:top w:val="single" w:sz="4" w:space="0" w:color="C9CFD8"/>
-              <w:left w:val="single" w:sz="4" w:space="0" w:color="C9CFD8"/>
-              <w:bottom w:val="single" w:sz="4" w:space="0" w:color="C9CFD8"/>
-              <w:right w:val="single" w:sz="4" w:space="0" w:color="C9CFD8"/>
-            </w:tcBorders>
-            <w:shd w:val="clear" w:color="auto" w:fill="EBF0F7"/>
-            <w:tcMar>
-              <w:top w:w="90" w:type="dxa"/>
-              <w:left w:w="120" w:type="dxa"/>
-              <w:bottom w:w="90" w:type="dxa"/>
-              <w:right w:w="120" w:type="dxa"/>
-            </w:tcMar>
-            <w:vAlign w:val="center"/>
-          </w:tcPr>
-          <w:p>
-            <w:pPr>
-              <w:spacing w:line="254" w:lineRule="auto"/>
-              <w:jc w:val="center"/>
-              <w:rPr>
-                <w:lang w:val="ms-MY"/>
-              </w:rPr>
-            </w:pPr>
-          </w:p>
-        </w:tc>
-        <w:tc>
-          <w:tcPr>
-            <w:tcW w:w="2400" w:type="dxa"/>
-            <w:tcBorders>
-              <w:top w:val="single" w:sz="4" w:space="0" w:color="C9CFD8"/>
-              <w:left w:val="single" w:sz="4" w:space="0" w:color="C9CFD8"/>
-              <w:bottom w:val="single" w:sz="4" w:space="0" w:color="C9CFD8"/>
-              <w:right w:val="single" w:sz="4" w:space="0" w:color="C9CFD8"/>
-            </w:tcBorders>
-            <w:tcMar>
-              <w:top w:w="90" w:type="dxa"/>
-              <w:left w:w="120" w:type="dxa"/>
-              <w:bottom w:w="90" w:type="dxa"/>
-              <w:right w:w="120" w:type="dxa"/>
-            </w:tcMar>
-            <w:vAlign w:val="center"/>
-          </w:tcPr>
-          <w:p>
-            <w:pPr>
-              <w:spacing w:before="40" w:line="254" w:lineRule="auto"/>
-              <w:rPr>
-                <w:lang w:val="ms-MY"/>
-              </w:rPr>
-            </w:pPr>
-          </w:p>
-        </w:tc>
-        <w:tc>
-          <w:tcPr>
-            <w:tcW w:w="2400" w:type="dxa"/>
-            <w:tcBorders>
-              <w:top w:val="single" w:sz="4" w:space="0" w:color="C9CFD8"/>
-              <w:left w:val="single" w:sz="4" w:space="0" w:color="C9CFD8"/>
-              <w:bottom w:val="single" w:sz="4" w:space="0" w:color="C9CFD8"/>
-              <w:right w:val="single" w:sz="4" w:space="0" w:color="C9CFD8"/>
-            </w:tcBorders>
-            <w:tcMar>
-              <w:top w:w="90" w:type="dxa"/>
-              <w:left w:w="120" w:type="dxa"/>
-              <w:bottom w:w="90" w:type="dxa"/>
-              <w:right w:w="120" w:type="dxa"/>
-            </w:tcMar>
-            <w:vAlign w:val="center"/>
-          </w:tcPr>
-          <w:p>
-            <w:pPr>
-              <w:spacing w:before="40" w:line="254" w:lineRule="auto"/>
-              <w:rPr>
-                <w:lang w:val="ms-MY"/>
-              </w:rPr>
-            </w:pPr>
+              <w:jc w:val="center"/>
+              <w:rPr>
+                <w:lang w:val="ms-MY"/>
+              </w:rPr>
+            </w:pPr>
+            <w:sdt>
+              <w:sdtPr>
+                <w:rPr>
+                  <w:rFonts w:ascii="MS Gothic" w:eastAsia="MS Gothic" w:hAnsi="MS Gothic" w:cs="MS Gothic"/>
+                  <w:color w:val="1F2937"/>
+                  <w:sz w:val="28"/>
+                  <w:szCs w:val="28"/>
+                  <w:lang w:val="ms-MY"/>
+                </w:rPr>
+                <w:id w:val="910000001"/>
+                <w14:checkbox>
+                  <w14:checked w14:val="0"/>
+                  <w14:checkedState w14:val="2612" w14:font="MS Gothic"/>
+                  <w14:uncheckedState w14:val="2610" w14:font="MS Gothic"/>
+                </w14:checkbox>
+              </w:sdtPr>
+              <w:sdtContent>
+                <w:r>
+                  <w:rPr>
+                    <w:rFonts w:ascii="MS Gothic" w:eastAsia="MS Gothic" w:hAnsi="MS Gothic" w:cs="MS Gothic" w:hint="eastAsia"/>
+                    <w:color w:val="1F2937"/>
+                    <w:sz w:val="28"/>
+                    <w:szCs w:val="28"/>
+                    <w:lang w:val="ms-MY"/>
+                  </w:rPr>
+                  <w:t>☐</w:t>
+                </w:r>
+              </w:sdtContent>
+            </w:sdt>
           </w:p>
         </w:tc>
         <w:tc>
@@ -21237,7 +20917,22 @@
           <w:szCs w:val="24"/>
           <w:lang w:val="ms-MY"/>
         </w:rPr>
-        <w:t>C.  Unjuran Perniagaan</w:t>
+        <w:t xml:space="preserve">C.  Sasaran Usahawan</w:t>
+      </w:r>
+    </w:p>
+    <w:p>
+      <w:pPr>
+        <w:spacing w:after="120" w:line="360" w:lineRule="auto"/>
+        <w:jc w:val="both"/>
+        <w:rPr>
+          <w:lang w:val="ms-MY"/>
+        </w:rPr>
+      </w:pPr>
+      <w:r>
+        <w:rPr>
+          <w:lang w:val="ms-MY"/>
+        </w:rPr>
+        <w:t xml:space="preserve">Tanya usahawan sasaran bagi tempoh akan datang, contohnya tahun depan atau bulan depan nak capai berapa. Cukup satu baris; baris kedua pilihan. Sekiranya usahawan memberi hasrat tanpa angka, catatkan hasrat itu dalam lajur Kata Usahawan dan anggarkan angkanya menerusi kiraan mudah di Bahagian D.</w:t>
       </w:r>
     </w:p>
     <w:tbl>
@@ -21304,7 +20999,7 @@
                 <w:color w:val="FFFFFF"/>
                 <w:lang w:val="ms-MY"/>
               </w:rPr>
-              <w:t>Tempoh</w:t>
+              <w:t xml:space="preserve">Tempoh Akan Datang</w:t>
             </w:r>
           </w:p>
         </w:tc>
@@ -21342,9 +21037,7 @@
                 <w:color w:val="FFFFFF"/>
                 <w:lang w:val="ms-MY"/>
               </w:rPr>
-              <w:t xml:space="preserve">Unjuran Jualan </w:t>
-              <w:br/>
-              <w:t>(RM)</w:t>
+              <w:t xml:space="preserve">Sasaran (RM atau Bilangan)</w:t>
             </w:r>
           </w:p>
         </w:tc>
@@ -21382,7 +21075,7 @@
                 <w:color w:val="FFFFFF"/>
                 <w:lang w:val="ms-MY"/>
               </w:rPr>
-              <w:t>Unjuran Keuntungan (RM)</w:t>
+              <w:t xml:space="preserve">Kata Usahawan (Satu Ayat)</w:t>
             </w:r>
           </w:p>
         </w:tc>
@@ -21420,456 +21113,8 @@
                 <w:color w:val="FFFFFF"/>
                 <w:lang w:val="ms-MY"/>
               </w:rPr>
-              <w:t>Catatan</w:t>
-            </w:r>
-          </w:p>
-        </w:tc>
-      </w:tr>
-      <w:tr>
-        <w:trPr>
-          <w:cantSplit/>
-          <w:trHeight w:val="576"/>
-        </w:trPr>
-        <w:tc>
-          <w:tcPr>
-            <w:tcW w:w="1800" w:type="dxa"/>
-            <w:tcBorders>
-              <w:top w:val="single" w:sz="4" w:space="0" w:color="C9CFD8"/>
-              <w:left w:val="single" w:sz="4" w:space="0" w:color="C9CFD8"/>
-              <w:bottom w:val="single" w:sz="4" w:space="0" w:color="C9CFD8"/>
-              <w:right w:val="single" w:sz="4" w:space="0" w:color="C9CFD8"/>
-            </w:tcBorders>
-            <w:shd w:val="clear" w:color="auto" w:fill="EBF0F7"/>
-            <w:tcMar>
-              <w:top w:w="90" w:type="dxa"/>
-              <w:left w:w="120" w:type="dxa"/>
-              <w:bottom w:w="90" w:type="dxa"/>
-              <w:right w:w="120" w:type="dxa"/>
-            </w:tcMar>
-            <w:vAlign w:val="center"/>
-          </w:tcPr>
-          <w:p>
-            <w:pPr>
-              <w:spacing w:line="254" w:lineRule="auto"/>
-              <w:jc w:val="center"/>
-              <w:rPr>
-                <w:lang w:val="ms-MY"/>
-              </w:rPr>
-            </w:pPr>
-          </w:p>
-        </w:tc>
-        <w:tc>
-          <w:tcPr>
-            <w:tcW w:w="2400" w:type="dxa"/>
-            <w:tcBorders>
-              <w:top w:val="single" w:sz="4" w:space="0" w:color="C9CFD8"/>
-              <w:left w:val="single" w:sz="4" w:space="0" w:color="C9CFD8"/>
-              <w:bottom w:val="single" w:sz="4" w:space="0" w:color="C9CFD8"/>
-              <w:right w:val="single" w:sz="4" w:space="0" w:color="C9CFD8"/>
-            </w:tcBorders>
-            <w:tcMar>
-              <w:top w:w="90" w:type="dxa"/>
-              <w:left w:w="120" w:type="dxa"/>
-              <w:bottom w:w="90" w:type="dxa"/>
-              <w:right w:w="120" w:type="dxa"/>
-            </w:tcMar>
-            <w:vAlign w:val="center"/>
-          </w:tcPr>
-          <w:p>
-            <w:pPr>
-              <w:spacing w:before="40" w:line="254" w:lineRule="auto"/>
-              <w:rPr>
-                <w:lang w:val="ms-MY"/>
-              </w:rPr>
-            </w:pPr>
-          </w:p>
-        </w:tc>
-        <w:tc>
-          <w:tcPr>
-            <w:tcW w:w="2400" w:type="dxa"/>
-            <w:tcBorders>
-              <w:top w:val="single" w:sz="4" w:space="0" w:color="C9CFD8"/>
-              <w:left w:val="single" w:sz="4" w:space="0" w:color="C9CFD8"/>
-              <w:bottom w:val="single" w:sz="4" w:space="0" w:color="C9CFD8"/>
-              <w:right w:val="single" w:sz="4" w:space="0" w:color="C9CFD8"/>
-            </w:tcBorders>
-            <w:tcMar>
-              <w:top w:w="90" w:type="dxa"/>
-              <w:left w:w="120" w:type="dxa"/>
-              <w:bottom w:w="90" w:type="dxa"/>
-              <w:right w:w="120" w:type="dxa"/>
-            </w:tcMar>
-            <w:vAlign w:val="center"/>
-          </w:tcPr>
-          <w:p>
-            <w:pPr>
-              <w:spacing w:before="40" w:line="254" w:lineRule="auto"/>
-              <w:rPr>
-                <w:lang w:val="ms-MY"/>
-              </w:rPr>
-            </w:pPr>
-          </w:p>
-        </w:tc>
-        <w:tc>
-          <w:tcPr>
-            <w:tcW w:w="2426" w:type="dxa"/>
-            <w:tcBorders>
-              <w:top w:val="single" w:sz="4" w:space="0" w:color="C9CFD8"/>
-              <w:left w:val="single" w:sz="4" w:space="0" w:color="C9CFD8"/>
-              <w:bottom w:val="single" w:sz="4" w:space="0" w:color="C9CFD8"/>
-              <w:right w:val="single" w:sz="4" w:space="0" w:color="C9CFD8"/>
-            </w:tcBorders>
-            <w:tcMar>
-              <w:top w:w="90" w:type="dxa"/>
-              <w:left w:w="120" w:type="dxa"/>
-              <w:bottom w:w="90" w:type="dxa"/>
-              <w:right w:w="120" w:type="dxa"/>
-            </w:tcMar>
-            <w:vAlign w:val="center"/>
-          </w:tcPr>
-          <w:p>
-            <w:pPr>
-              <w:spacing w:before="40" w:line="254" w:lineRule="auto"/>
-              <w:rPr>
-                <w:lang w:val="ms-MY"/>
-              </w:rPr>
-            </w:pPr>
-          </w:p>
-        </w:tc>
-      </w:tr>
-      <w:tr>
-        <w:trPr>
-          <w:cantSplit/>
-          <w:trHeight w:val="576"/>
-        </w:trPr>
-        <w:tc>
-          <w:tcPr>
-            <w:tcW w:w="1800" w:type="dxa"/>
-            <w:tcBorders>
-              <w:top w:val="single" w:sz="4" w:space="0" w:color="C9CFD8"/>
-              <w:left w:val="single" w:sz="4" w:space="0" w:color="C9CFD8"/>
-              <w:bottom w:val="single" w:sz="4" w:space="0" w:color="C9CFD8"/>
-              <w:right w:val="single" w:sz="4" w:space="0" w:color="C9CFD8"/>
-            </w:tcBorders>
-            <w:shd w:val="clear" w:color="auto" w:fill="EBF0F7"/>
-            <w:tcMar>
-              <w:top w:w="90" w:type="dxa"/>
-              <w:left w:w="120" w:type="dxa"/>
-              <w:bottom w:w="90" w:type="dxa"/>
-              <w:right w:w="120" w:type="dxa"/>
-            </w:tcMar>
-            <w:vAlign w:val="center"/>
-          </w:tcPr>
-          <w:p>
-            <w:pPr>
-              <w:spacing w:line="254" w:lineRule="auto"/>
-              <w:jc w:val="center"/>
-              <w:rPr>
-                <w:lang w:val="ms-MY"/>
-              </w:rPr>
-            </w:pPr>
-          </w:p>
-        </w:tc>
-        <w:tc>
-          <w:tcPr>
-            <w:tcW w:w="2400" w:type="dxa"/>
-            <w:tcBorders>
-              <w:top w:val="single" w:sz="4" w:space="0" w:color="C9CFD8"/>
-              <w:left w:val="single" w:sz="4" w:space="0" w:color="C9CFD8"/>
-              <w:bottom w:val="single" w:sz="4" w:space="0" w:color="C9CFD8"/>
-              <w:right w:val="single" w:sz="4" w:space="0" w:color="C9CFD8"/>
-            </w:tcBorders>
-            <w:tcMar>
-              <w:top w:w="90" w:type="dxa"/>
-              <w:left w:w="120" w:type="dxa"/>
-              <w:bottom w:w="90" w:type="dxa"/>
-              <w:right w:w="120" w:type="dxa"/>
-            </w:tcMar>
-            <w:vAlign w:val="center"/>
-          </w:tcPr>
-          <w:p>
-            <w:pPr>
-              <w:spacing w:before="40" w:line="254" w:lineRule="auto"/>
-              <w:rPr>
-                <w:lang w:val="ms-MY"/>
-              </w:rPr>
-            </w:pPr>
-          </w:p>
-        </w:tc>
-        <w:tc>
-          <w:tcPr>
-            <w:tcW w:w="2400" w:type="dxa"/>
-            <w:tcBorders>
-              <w:top w:val="single" w:sz="4" w:space="0" w:color="C9CFD8"/>
-              <w:left w:val="single" w:sz="4" w:space="0" w:color="C9CFD8"/>
-              <w:bottom w:val="single" w:sz="4" w:space="0" w:color="C9CFD8"/>
-              <w:right w:val="single" w:sz="4" w:space="0" w:color="C9CFD8"/>
-            </w:tcBorders>
-            <w:tcMar>
-              <w:top w:w="90" w:type="dxa"/>
-              <w:left w:w="120" w:type="dxa"/>
-              <w:bottom w:w="90" w:type="dxa"/>
-              <w:right w:w="120" w:type="dxa"/>
-            </w:tcMar>
-            <w:vAlign w:val="center"/>
-          </w:tcPr>
-          <w:p>
-            <w:pPr>
-              <w:spacing w:before="40" w:line="254" w:lineRule="auto"/>
-              <w:rPr>
-                <w:lang w:val="ms-MY"/>
-              </w:rPr>
-            </w:pPr>
-          </w:p>
-        </w:tc>
-        <w:tc>
-          <w:tcPr>
-            <w:tcW w:w="2426" w:type="dxa"/>
-            <w:tcBorders>
-              <w:top w:val="single" w:sz="4" w:space="0" w:color="C9CFD8"/>
-              <w:left w:val="single" w:sz="4" w:space="0" w:color="C9CFD8"/>
-              <w:bottom w:val="single" w:sz="4" w:space="0" w:color="C9CFD8"/>
-              <w:right w:val="single" w:sz="4" w:space="0" w:color="C9CFD8"/>
-            </w:tcBorders>
-            <w:tcMar>
-              <w:top w:w="90" w:type="dxa"/>
-              <w:left w:w="120" w:type="dxa"/>
-              <w:bottom w:w="90" w:type="dxa"/>
-              <w:right w:w="120" w:type="dxa"/>
-            </w:tcMar>
-            <w:vAlign w:val="center"/>
-          </w:tcPr>
-          <w:p>
-            <w:pPr>
-              <w:spacing w:before="40" w:line="254" w:lineRule="auto"/>
-              <w:rPr>
-                <w:lang w:val="ms-MY"/>
-              </w:rPr>
-            </w:pPr>
-          </w:p>
-        </w:tc>
-      </w:tr>
-      <w:tr>
-        <w:trPr>
-          <w:cantSplit/>
-          <w:trHeight w:val="576"/>
-        </w:trPr>
-        <w:tc>
-          <w:tcPr>
-            <w:tcW w:w="1800" w:type="dxa"/>
-            <w:tcBorders>
-              <w:top w:val="single" w:sz="4" w:space="0" w:color="C9CFD8"/>
-              <w:left w:val="single" w:sz="4" w:space="0" w:color="C9CFD8"/>
-              <w:bottom w:val="single" w:sz="4" w:space="0" w:color="C9CFD8"/>
-              <w:right w:val="single" w:sz="4" w:space="0" w:color="C9CFD8"/>
-            </w:tcBorders>
-            <w:shd w:val="clear" w:color="auto" w:fill="EBF0F7"/>
-            <w:tcMar>
-              <w:top w:w="90" w:type="dxa"/>
-              <w:left w:w="120" w:type="dxa"/>
-              <w:bottom w:w="90" w:type="dxa"/>
-              <w:right w:w="120" w:type="dxa"/>
-            </w:tcMar>
-            <w:vAlign w:val="center"/>
-          </w:tcPr>
-          <w:p>
-            <w:pPr>
-              <w:spacing w:line="254" w:lineRule="auto"/>
-              <w:jc w:val="center"/>
-              <w:rPr>
-                <w:lang w:val="ms-MY"/>
-              </w:rPr>
-            </w:pPr>
-          </w:p>
-        </w:tc>
-        <w:tc>
-          <w:tcPr>
-            <w:tcW w:w="2400" w:type="dxa"/>
-            <w:tcBorders>
-              <w:top w:val="single" w:sz="4" w:space="0" w:color="C9CFD8"/>
-              <w:left w:val="single" w:sz="4" w:space="0" w:color="C9CFD8"/>
-              <w:bottom w:val="single" w:sz="4" w:space="0" w:color="C9CFD8"/>
-              <w:right w:val="single" w:sz="4" w:space="0" w:color="C9CFD8"/>
-            </w:tcBorders>
-            <w:tcMar>
-              <w:top w:w="90" w:type="dxa"/>
-              <w:left w:w="120" w:type="dxa"/>
-              <w:bottom w:w="90" w:type="dxa"/>
-              <w:right w:w="120" w:type="dxa"/>
-            </w:tcMar>
-            <w:vAlign w:val="center"/>
-          </w:tcPr>
-          <w:p>
-            <w:pPr>
-              <w:spacing w:before="40" w:line="254" w:lineRule="auto"/>
-              <w:rPr>
-                <w:lang w:val="ms-MY"/>
-              </w:rPr>
-            </w:pPr>
-          </w:p>
-        </w:tc>
-        <w:tc>
-          <w:tcPr>
-            <w:tcW w:w="2400" w:type="dxa"/>
-            <w:tcBorders>
-              <w:top w:val="single" w:sz="4" w:space="0" w:color="C9CFD8"/>
-              <w:left w:val="single" w:sz="4" w:space="0" w:color="C9CFD8"/>
-              <w:bottom w:val="single" w:sz="4" w:space="0" w:color="C9CFD8"/>
-              <w:right w:val="single" w:sz="4" w:space="0" w:color="C9CFD8"/>
-            </w:tcBorders>
-            <w:tcMar>
-              <w:top w:w="90" w:type="dxa"/>
-              <w:left w:w="120" w:type="dxa"/>
-              <w:bottom w:w="90" w:type="dxa"/>
-              <w:right w:w="120" w:type="dxa"/>
-            </w:tcMar>
-            <w:vAlign w:val="center"/>
-          </w:tcPr>
-          <w:p>
-            <w:pPr>
-              <w:spacing w:before="40" w:line="254" w:lineRule="auto"/>
-              <w:rPr>
-                <w:lang w:val="ms-MY"/>
-              </w:rPr>
-            </w:pPr>
-          </w:p>
-        </w:tc>
-        <w:tc>
-          <w:tcPr>
-            <w:tcW w:w="2426" w:type="dxa"/>
-            <w:tcBorders>
-              <w:top w:val="single" w:sz="4" w:space="0" w:color="C9CFD8"/>
-              <w:left w:val="single" w:sz="4" w:space="0" w:color="C9CFD8"/>
-              <w:bottom w:val="single" w:sz="4" w:space="0" w:color="C9CFD8"/>
-              <w:right w:val="single" w:sz="4" w:space="0" w:color="C9CFD8"/>
-            </w:tcBorders>
-            <w:tcMar>
-              <w:top w:w="90" w:type="dxa"/>
-              <w:left w:w="120" w:type="dxa"/>
-              <w:bottom w:w="90" w:type="dxa"/>
-              <w:right w:w="120" w:type="dxa"/>
-            </w:tcMar>
-            <w:vAlign w:val="center"/>
-          </w:tcPr>
-          <w:p>
-            <w:pPr>
-              <w:spacing w:before="40" w:line="254" w:lineRule="auto"/>
-              <w:rPr>
-                <w:lang w:val="ms-MY"/>
-              </w:rPr>
-            </w:pPr>
-          </w:p>
-        </w:tc>
-      </w:tr>
-      <w:tr>
-        <w:trPr>
-          <w:cantSplit/>
-          <w:trHeight w:val="576"/>
-        </w:trPr>
-        <w:tc>
-          <w:tcPr>
-            <w:tcW w:w="1800" w:type="dxa"/>
-            <w:tcBorders>
-              <w:top w:val="single" w:sz="4" w:space="0" w:color="C9CFD8"/>
-              <w:left w:val="single" w:sz="4" w:space="0" w:color="C9CFD8"/>
-              <w:bottom w:val="single" w:sz="4" w:space="0" w:color="C9CFD8"/>
-              <w:right w:val="single" w:sz="4" w:space="0" w:color="C9CFD8"/>
-            </w:tcBorders>
-            <w:shd w:val="clear" w:color="auto" w:fill="EBF0F7"/>
-            <w:tcMar>
-              <w:top w:w="90" w:type="dxa"/>
-              <w:left w:w="120" w:type="dxa"/>
-              <w:bottom w:w="90" w:type="dxa"/>
-              <w:right w:w="120" w:type="dxa"/>
-            </w:tcMar>
-            <w:vAlign w:val="center"/>
-          </w:tcPr>
-          <w:p>
-            <w:pPr>
-              <w:spacing w:line="254" w:lineRule="auto"/>
-              <w:jc w:val="center"/>
-              <w:rPr>
-                <w:lang w:val="ms-MY"/>
-              </w:rPr>
-            </w:pPr>
-          </w:p>
-        </w:tc>
-        <w:tc>
-          <w:tcPr>
-            <w:tcW w:w="2400" w:type="dxa"/>
-            <w:tcBorders>
-              <w:top w:val="single" w:sz="4" w:space="0" w:color="C9CFD8"/>
-              <w:left w:val="single" w:sz="4" w:space="0" w:color="C9CFD8"/>
-              <w:bottom w:val="single" w:sz="4" w:space="0" w:color="C9CFD8"/>
-              <w:right w:val="single" w:sz="4" w:space="0" w:color="C9CFD8"/>
-            </w:tcBorders>
-            <w:tcMar>
-              <w:top w:w="90" w:type="dxa"/>
-              <w:left w:w="120" w:type="dxa"/>
-              <w:bottom w:w="90" w:type="dxa"/>
-              <w:right w:w="120" w:type="dxa"/>
-            </w:tcMar>
-            <w:vAlign w:val="center"/>
-          </w:tcPr>
-          <w:p>
-            <w:pPr>
-              <w:spacing w:before="40" w:line="254" w:lineRule="auto"/>
-              <w:rPr>
-                <w:lang w:val="ms-MY"/>
-              </w:rPr>
-            </w:pPr>
-          </w:p>
-        </w:tc>
-        <w:tc>
-          <w:tcPr>
-            <w:tcW w:w="2400" w:type="dxa"/>
-            <w:tcBorders>
-              <w:top w:val="single" w:sz="4" w:space="0" w:color="C9CFD8"/>
-              <w:left w:val="single" w:sz="4" w:space="0" w:color="C9CFD8"/>
-              <w:bottom w:val="single" w:sz="4" w:space="0" w:color="C9CFD8"/>
-              <w:right w:val="single" w:sz="4" w:space="0" w:color="C9CFD8"/>
-            </w:tcBorders>
-            <w:tcMar>
-              <w:top w:w="90" w:type="dxa"/>
-              <w:left w:w="120" w:type="dxa"/>
-              <w:bottom w:w="90" w:type="dxa"/>
-              <w:right w:w="120" w:type="dxa"/>
-            </w:tcMar>
-            <w:vAlign w:val="center"/>
-          </w:tcPr>
-          <w:p>
-            <w:pPr>
-              <w:spacing w:before="40" w:line="254" w:lineRule="auto"/>
-              <w:rPr>
-                <w:lang w:val="ms-MY"/>
-              </w:rPr>
-            </w:pPr>
-          </w:p>
-        </w:tc>
-        <w:tc>
-          <w:tcPr>
-            <w:tcW w:w="2426" w:type="dxa"/>
-            <w:tcBorders>
-              <w:top w:val="single" w:sz="4" w:space="0" w:color="C9CFD8"/>
-              <w:left w:val="single" w:sz="4" w:space="0" w:color="C9CFD8"/>
-              <w:bottom w:val="single" w:sz="4" w:space="0" w:color="C9CFD8"/>
-              <w:right w:val="single" w:sz="4" w:space="0" w:color="C9CFD8"/>
-            </w:tcBorders>
-            <w:tcMar>
-              <w:top w:w="90" w:type="dxa"/>
-              <w:left w:w="120" w:type="dxa"/>
-              <w:bottom w:w="90" w:type="dxa"/>
-              <w:right w:w="120" w:type="dxa"/>
-            </w:tcMar>
-            <w:vAlign w:val="center"/>
-          </w:tcPr>
-          <w:p>
-            <w:pPr>
-              <w:spacing w:before="40" w:line="254" w:lineRule="auto"/>
-              <w:rPr>
-                <w:lang w:val="ms-MY"/>
-              </w:rPr>
-            </w:pPr>
+              <w:t xml:space="preserve">Catatan</w:t>
+            </w:r>
           </w:p>
         </w:tc>
       </w:tr>
@@ -22115,7 +21360,7 @@
           <w:lang w:val="ms-MY"/>
         </w:rPr>
         <w:lastRenderedPageBreak/>
-        <w:t>D.  Kaedah Unjuran</w:t>
+        <w:t xml:space="preserve">D.  Sumber Sasaran</w:t>
       </w:r>
     </w:p>
     <w:p>
@@ -22130,7 +21375,7 @@
         <w:rPr>
           <w:lang w:val="ms-MY"/>
         </w:rPr>
-        <w:t>Nyatakan kaedah yang digunakan untuk menghasilkan unjuran di Bahagian C. Kaedah ini dinilai dari segi kemunasabahan, bukan ketepatan nombor masa depan. Kaedah yang tidak dinyatakan menjejaskan sub-aspek Kemunasabahan Kaedah Unjuran yang bernilai empat (4) markah dalam Komponen 2.</w:t>
+        <w:t xml:space="preserve">Tandakan dari mana angka sasaran di Bahagian C diperoleh. Hakim menilai sama ada sasaran itu masuk akal dan sumbernya jelas, bukan ketepatan nombor masa depan. Sasaran tanpa sumber menjejaskan sub-aspek Kemunasabahan Sasaran yang bernilai empat (4) markah dalam Komponen 2.</w:t>
       </w:r>
     </w:p>
     <w:tbl>
@@ -22189,7 +21434,7 @@
               <w:rPr>
                 <w:lang w:val="ms-MY"/>
               </w:rPr>
-              <w:t>Kaedah Yang Digunakan</w:t>
+              <w:t xml:space="preserve">Sumber Sasaran (Tanda Satu)</w:t>
             </w:r>
           </w:p>
         </w:tc>
@@ -22217,6 +21462,85 @@
                 <w:lang w:val="ms-MY"/>
               </w:rPr>
             </w:pPr>
+            <w:sdt>
+              <w:sdtPr>
+                <w:rPr>
+                  <w:rFonts w:ascii="MS Gothic" w:eastAsia="MS Gothic" w:hAnsi="MS Gothic" w:cs="MS Gothic"/>
+                  <w:color w:val="1F2937"/>
+                  <w:sz w:val="28"/>
+                  <w:szCs w:val="28"/>
+                  <w:lang w:val="ms-MY"/>
+                </w:rPr>
+                <w:id w:val="910000004"/>
+                <w14:checkbox>
+                  <w14:checked w14:val="0"/>
+                  <w14:checkedState w14:val="2612" w14:font="MS Gothic"/>
+                  <w14:uncheckedState w14:val="2610" w14:font="MS Gothic"/>
+                </w14:checkbox>
+              </w:sdtPr>
+              <w:sdtContent>
+                <w:r>
+                  <w:rPr>
+                    <w:rFonts w:ascii="MS Gothic" w:eastAsia="MS Gothic" w:hAnsi="MS Gothic" w:cs="MS Gothic" w:hint="eastAsia"/>
+                    <w:color w:val="1F2937"/>
+                    <w:sz w:val="28"/>
+                    <w:szCs w:val="28"/>
+                    <w:lang w:val="ms-MY"/>
+                  </w:rPr>
+                  <w:t>☐</w:t>
+                </w:r>
+              </w:sdtContent>
+            </w:sdt>
+            <w:r>
+              <w:rPr>
+                <w:color w:val="1F2937"/>
+                <w:lang w:val="ms-MY"/>
+              </w:rPr>
+              <w:t xml:space="preserve"> Diberi sendiri oleh usahawan</w:t>
+            </w:r>
+            <w:r>
+              <w:rPr>
+                <w:color w:val="1F2937"/>
+                <w:lang w:val="ms-MY"/>
+              </w:rPr>
+              <w:t xml:space="preserve">      </w:t>
+            </w:r>
+            <w:sdt>
+              <w:sdtPr>
+                <w:rPr>
+                  <w:rFonts w:ascii="MS Gothic" w:eastAsia="MS Gothic" w:hAnsi="MS Gothic" w:cs="MS Gothic"/>
+                  <w:color w:val="1F2937"/>
+                  <w:sz w:val="28"/>
+                  <w:szCs w:val="28"/>
+                  <w:lang w:val="ms-MY"/>
+                </w:rPr>
+                <w:id w:val="910000005"/>
+                <w14:checkbox>
+                  <w14:checked w14:val="0"/>
+                  <w14:checkedState w14:val="2612" w14:font="MS Gothic"/>
+                  <w14:uncheckedState w14:val="2610" w14:font="MS Gothic"/>
+                </w14:checkbox>
+              </w:sdtPr>
+              <w:sdtContent>
+                <w:r>
+                  <w:rPr>
+                    <w:rFonts w:ascii="MS Gothic" w:eastAsia="MS Gothic" w:hAnsi="MS Gothic" w:cs="MS Gothic" w:hint="eastAsia"/>
+                    <w:color w:val="1F2937"/>
+                    <w:sz w:val="28"/>
+                    <w:szCs w:val="28"/>
+                    <w:lang w:val="ms-MY"/>
+                  </w:rPr>
+                  <w:t>☐</w:t>
+                </w:r>
+              </w:sdtContent>
+            </w:sdt>
+            <w:r>
+              <w:rPr>
+                <w:color w:val="1F2937"/>
+                <w:lang w:val="ms-MY"/>
+              </w:rPr>
+              <w:t xml:space="preserve"> Kiraan mudah pasukan</w:t>
+            </w:r>
           </w:p>
         </w:tc>
       </w:tr>
@@ -22254,137 +21578,7 @@
               <w:rPr>
                 <w:lang w:val="ms-MY"/>
               </w:rPr>
-              <w:t>Sebab Tetingkap Ini Dipilih</w:t>
-            </w:r>
-          </w:p>
-        </w:tc>
-        <w:tc>
-          <w:tcPr>
-            <w:tcW w:w="6026" w:type="dxa"/>
-            <w:tcBorders>
-              <w:top w:val="single" w:sz="4" w:space="0" w:color="C9CFD8"/>
-              <w:left w:val="single" w:sz="4" w:space="0" w:color="C9CFD8"/>
-              <w:bottom w:val="single" w:sz="4" w:space="0" w:color="C9CFD8"/>
-              <w:right w:val="single" w:sz="4" w:space="0" w:color="C9CFD8"/>
-            </w:tcBorders>
-            <w:tcMar>
-              <w:top w:w="90" w:type="dxa"/>
-              <w:left w:w="120" w:type="dxa"/>
-              <w:bottom w:w="90" w:type="dxa"/>
-              <w:right w:w="120" w:type="dxa"/>
-            </w:tcMar>
-            <w:vAlign w:val="center"/>
-          </w:tcPr>
-          <w:p>
-            <w:pPr>
-              <w:spacing w:before="40" w:line="254" w:lineRule="auto"/>
-              <w:rPr>
-                <w:lang w:val="ms-MY"/>
-              </w:rPr>
-            </w:pPr>
-          </w:p>
-        </w:tc>
-      </w:tr>
-      <w:tr>
-        <w:trPr>
-          <w:cantSplit/>
-          <w:trHeight w:val="720"/>
-        </w:trPr>
-        <w:tc>
-          <w:tcPr>
-            <w:tcW w:w="3000" w:type="dxa"/>
-            <w:tcBorders>
-              <w:top w:val="single" w:sz="4" w:space="0" w:color="C9CFD8"/>
-              <w:left w:val="single" w:sz="4" w:space="0" w:color="C9CFD8"/>
-              <w:bottom w:val="single" w:sz="4" w:space="0" w:color="C9CFD8"/>
-              <w:right w:val="single" w:sz="4" w:space="0" w:color="C9CFD8"/>
-            </w:tcBorders>
-            <w:shd w:val="clear" w:color="auto" w:fill="EBF0F7"/>
-            <w:tcMar>
-              <w:top w:w="90" w:type="dxa"/>
-              <w:left w:w="120" w:type="dxa"/>
-              <w:bottom w:w="90" w:type="dxa"/>
-              <w:right w:w="120" w:type="dxa"/>
-            </w:tcMar>
-            <w:vAlign w:val="center"/>
-          </w:tcPr>
-          <w:p>
-            <w:pPr>
-              <w:spacing w:line="254" w:lineRule="auto"/>
-              <w:rPr>
-                <w:lang w:val="ms-MY"/>
-              </w:rPr>
-            </w:pPr>
-            <w:r>
-              <w:rPr>
-                <w:lang w:val="ms-MY"/>
-              </w:rPr>
-              <w:t>Andaian Utama Yang Digunakan</w:t>
-            </w:r>
-          </w:p>
-        </w:tc>
-        <w:tc>
-          <w:tcPr>
-            <w:tcW w:w="6026" w:type="dxa"/>
-            <w:tcBorders>
-              <w:top w:val="single" w:sz="4" w:space="0" w:color="C9CFD8"/>
-              <w:left w:val="single" w:sz="4" w:space="0" w:color="C9CFD8"/>
-              <w:bottom w:val="single" w:sz="4" w:space="0" w:color="C9CFD8"/>
-              <w:right w:val="single" w:sz="4" w:space="0" w:color="C9CFD8"/>
-            </w:tcBorders>
-            <w:tcMar>
-              <w:top w:w="90" w:type="dxa"/>
-              <w:left w:w="120" w:type="dxa"/>
-              <w:bottom w:w="90" w:type="dxa"/>
-              <w:right w:w="120" w:type="dxa"/>
-            </w:tcMar>
-            <w:vAlign w:val="center"/>
-          </w:tcPr>
-          <w:p>
-            <w:pPr>
-              <w:spacing w:before="40" w:line="254" w:lineRule="auto"/>
-              <w:rPr>
-                <w:lang w:val="ms-MY"/>
-              </w:rPr>
-            </w:pPr>
-          </w:p>
-        </w:tc>
-      </w:tr>
-      <w:tr>
-        <w:trPr>
-          <w:cantSplit/>
-          <w:trHeight w:val="720"/>
-        </w:trPr>
-        <w:tc>
-          <w:tcPr>
-            <w:tcW w:w="3000" w:type="dxa"/>
-            <w:tcBorders>
-              <w:top w:val="single" w:sz="4" w:space="0" w:color="C9CFD8"/>
-              <w:left w:val="single" w:sz="4" w:space="0" w:color="C9CFD8"/>
-              <w:bottom w:val="single" w:sz="4" w:space="0" w:color="C9CFD8"/>
-              <w:right w:val="single" w:sz="4" w:space="0" w:color="C9CFD8"/>
-            </w:tcBorders>
-            <w:shd w:val="clear" w:color="auto" w:fill="EBF0F7"/>
-            <w:tcMar>
-              <w:top w:w="90" w:type="dxa"/>
-              <w:left w:w="120" w:type="dxa"/>
-              <w:bottom w:w="90" w:type="dxa"/>
-              <w:right w:w="120" w:type="dxa"/>
-            </w:tcMar>
-            <w:vAlign w:val="center"/>
-          </w:tcPr>
-          <w:p>
-            <w:pPr>
-              <w:spacing w:line="254" w:lineRule="auto"/>
-              <w:rPr>
-                <w:lang w:val="ms-MY"/>
-              </w:rPr>
-            </w:pPr>
-            <w:r>
-              <w:rPr>
-                <w:lang w:val="ms-MY"/>
-              </w:rPr>
-              <w:t>Sebab Kaedah Ini Dipilih</w:t>
+              <w:t xml:space="preserve">Kiraan Atau Andaian (Jika Kiraan Pasukan)</w:t>
             </w:r>
           </w:p>
         </w:tc>
@@ -22430,7 +21624,7 @@
           <w:color w:val="6B7280"/>
           <w:lang w:val="ms-MY"/>
         </w:rPr>
-        <w:t>Nota: Contoh kaedah yang boleh diterima ialah purata kadar pertumbuhan sepanjang tempoh berniaga digunakan secara berterusan. Angka unjuran yang dipaparkan dalam video hendaklah sama dengan angka dalam Bahagian C. Percanggahan antara video dengan borang ini menurunkan dua sub-aspek Komponen 2 secara serentak.</w:t>
+        <w:t xml:space="preserve">Nota: Contoh kiraan mudah yang boleh diterima ialah jualan sehari didarab dengan bilangan hari berniaga, atau angka terkini ditambah peratus kenaikan yang munasabah. Angka sasaran yang dipaparkan dalam video hendaklah sama dengan angka dalam Bahagian C. Percanggahan antara video dengan borang ini menurunkan dua sub-aspek Komponen 2 secara serentak.</w:t>
       </w:r>
     </w:p>
     <w:p>
@@ -23452,80 +22646,6 @@
           <w:gridAfter w:val="1"/>
           <w:wAfter w:w="18" w:type="dxa"/>
           <w:cantSplit/>
-          <w:trHeight w:val="576"/>
-        </w:trPr>
-        <w:tc>
-          <w:tcPr>
-            <w:tcW w:w="3000" w:type="dxa"/>
-            <w:gridSpan w:val="2"/>
-            <w:tcBorders>
-              <w:top w:val="single" w:sz="4" w:space="0" w:color="C9CFD8"/>
-              <w:left w:val="single" w:sz="4" w:space="0" w:color="C9CFD8"/>
-              <w:bottom w:val="single" w:sz="4" w:space="0" w:color="C9CFD8"/>
-              <w:right w:val="single" w:sz="4" w:space="0" w:color="C9CFD8"/>
-            </w:tcBorders>
-            <w:shd w:val="clear" w:color="auto" w:fill="EBF0F7"/>
-            <w:tcMar>
-              <w:top w:w="90" w:type="dxa"/>
-              <w:left w:w="120" w:type="dxa"/>
-              <w:bottom w:w="90" w:type="dxa"/>
-              <w:right w:w="120" w:type="dxa"/>
-            </w:tcMar>
-            <w:vAlign w:val="center"/>
-          </w:tcPr>
-          <w:p>
-            <w:pPr>
-              <w:spacing w:line="254" w:lineRule="auto"/>
-              <w:rPr>
-                <w:lang w:val="ms-MY"/>
-              </w:rPr>
-            </w:pPr>
-            <w:r>
-              <w:rPr>
-                <w:lang w:val="ms-MY"/>
-              </w:rPr>
-              <w:t>Tetingkap Data Yang Digunakan</w:t>
-            </w:r>
-          </w:p>
-        </w:tc>
-        <w:tc>
-          <w:tcPr>
-            <w:tcW w:w="6026" w:type="dxa"/>
-            <w:tcBorders>
-              <w:top w:val="single" w:sz="4" w:space="0" w:color="C9CFD8"/>
-              <w:left w:val="single" w:sz="4" w:space="0" w:color="C9CFD8"/>
-              <w:bottom w:val="single" w:sz="4" w:space="0" w:color="C9CFD8"/>
-              <w:right w:val="single" w:sz="4" w:space="0" w:color="C9CFD8"/>
-            </w:tcBorders>
-            <w:tcMar>
-              <w:top w:w="90" w:type="dxa"/>
-              <w:left w:w="120" w:type="dxa"/>
-              <w:bottom w:w="90" w:type="dxa"/>
-              <w:right w:w="120" w:type="dxa"/>
-            </w:tcMar>
-            <w:vAlign w:val="center"/>
-          </w:tcPr>
-          <w:p>
-            <w:pPr>
-              <w:spacing w:line="254" w:lineRule="auto"/>
-              <w:rPr>
-                <w:lang w:val="ms-MY"/>
-              </w:rPr>
-            </w:pPr>
-            <w:r>
-              <w:rPr>
-                <w:lang w:val="ms-MY"/>
-              </w:rPr>
-              <w:t>Contoh: 3 bulan · 2 penggal · 1 tahun</w:t>
-            </w:r>
-          </w:p>
-        </w:tc>
-      </w:tr>
-      <w:tr>
-        <w:trPr>
-          <w:gridAfter w:val="1"/>
-          <w:wAfter w:w="18" w:type="dxa"/>
-          <w:cantSplit/>
           <w:trHeight w:val="728"/>
         </w:trPr>
         <w:tc>
@@ -23687,7 +22807,7 @@
           <w:lang w:val="ms-MY"/>
         </w:rPr>
         <w:lastRenderedPageBreak/>
-        <w:t>B.  Data Prestasi Aktiviti (Sejarah)</w:t>
+        <w:t xml:space="preserve">B.  Angka Sebenar Daripada Guru Atau Jurulatih</w:t>
       </w:r>
     </w:p>
     <w:p>
@@ -23702,7 +22822,7 @@
         <w:rPr>
           <w:lang w:val="ms-MY"/>
         </w:rPr>
-        <w:t>Isikan angka atau bilangan seperti yang diberikan oleh guru/jurulatih pengesah. Sekiranya guru/jurulatih hanya mampu memberikan anggaran, catatkan perkataan anggaran dalam lajur Catatan. Anggaran diterima dan tidak dikenakan sebarang potongan markah. Tetingkap data ditentukan sendiri oleh kumpulan mengikut tempoh program dan rekod yang ada. Sebagai contoh, isikan tiga (3) titik data; bilangan ini boleh lebih atau kurang mengikut kesesuaian rekod yang ada. Tulis unit yang digunakan dalam lajur Tempoh.</w:t>
+        <w:t xml:space="preserve">Tulis angka atau bilangan seperti yang disebut oleh guru atau jurulatih pengesah, contohnya bilangan peserta, kehadiran atau pencapaian. Tiga angka sudah memadai; boleh lebih jika ada. Tempoh ditentukan sendiri oleh kumpulan mengikut rekod yang ada, sama ada seminggu, sebulan, sepenggal atau setahun. Sekiranya guru atau jurulatih hanya mampu memberikan anggaran, tandakan kotak Anggaran. Anggaran diterima dan tidak dikenakan sebarang potongan markah.</w:t>
       </w:r>
     </w:p>
     <w:tbl>
@@ -23769,7 +22889,7 @@
                 <w:color w:val="FFFFFF"/>
                 <w:lang w:val="ms-MY"/>
               </w:rPr>
-              <w:t>Tempoh</w:t>
+              <w:t xml:space="preserve">Tempoh</w:t>
             </w:r>
           </w:p>
         </w:tc>
@@ -23807,7 +22927,7 @@
                 <w:color w:val="FFFFFF"/>
                 <w:lang w:val="ms-MY"/>
               </w:rPr>
-              <w:t>Bilangan Peserta</w:t>
+              <w:t xml:space="preserve">Bilangan Peserta atau Pencapaian</w:t>
             </w:r>
           </w:p>
         </w:tc>
@@ -23845,7 +22965,7 @@
                 <w:color w:val="FFFFFF"/>
                 <w:lang w:val="ms-MY"/>
               </w:rPr>
-              <w:t>Pencapaian / Kemajuan</w:t>
+              <w:t xml:space="preserve">Anggaran?</w:t>
             </w:r>
           </w:p>
         </w:tc>
@@ -23883,7 +23003,7 @@
                 <w:color w:val="FFFFFF"/>
                 <w:lang w:val="ms-MY"/>
               </w:rPr>
-              <w:t>Catatan</w:t>
+              <w:t xml:space="preserve">Catatan</w:t>
             </w:r>
           </w:p>
         </w:tc>
@@ -23967,10 +23087,40 @@
           <w:p>
             <w:pPr>
               <w:spacing w:before="40" w:line="254" w:lineRule="auto"/>
-              <w:rPr>
-                <w:lang w:val="ms-MY"/>
-              </w:rPr>
-            </w:pPr>
+              <w:jc w:val="center"/>
+              <w:rPr>
+                <w:lang w:val="ms-MY"/>
+              </w:rPr>
+            </w:pPr>
+            <w:sdt>
+              <w:sdtPr>
+                <w:rPr>
+                  <w:rFonts w:ascii="MS Gothic" w:eastAsia="MS Gothic" w:hAnsi="MS Gothic" w:cs="MS Gothic"/>
+                  <w:color w:val="1F2937"/>
+                  <w:sz w:val="28"/>
+                  <w:szCs w:val="28"/>
+                  <w:lang w:val="ms-MY"/>
+                </w:rPr>
+                <w:id w:val="910000008"/>
+                <w14:checkbox>
+                  <w14:checked w14:val="0"/>
+                  <w14:checkedState w14:val="2612" w14:font="MS Gothic"/>
+                  <w14:uncheckedState w14:val="2610" w14:font="MS Gothic"/>
+                </w14:checkbox>
+              </w:sdtPr>
+              <w:sdtContent>
+                <w:r>
+                  <w:rPr>
+                    <w:rFonts w:ascii="MS Gothic" w:eastAsia="MS Gothic" w:hAnsi="MS Gothic" w:cs="MS Gothic" w:hint="eastAsia"/>
+                    <w:color w:val="1F2937"/>
+                    <w:sz w:val="28"/>
+                    <w:szCs w:val="28"/>
+                    <w:lang w:val="ms-MY"/>
+                  </w:rPr>
+                  <w:t>☐</w:t>
+                </w:r>
+              </w:sdtContent>
+            </w:sdt>
           </w:p>
         </w:tc>
         <w:tc>
@@ -24079,10 +23229,40 @@
           <w:p>
             <w:pPr>
               <w:spacing w:before="40" w:line="254" w:lineRule="auto"/>
-              <w:rPr>
-                <w:lang w:val="ms-MY"/>
-              </w:rPr>
-            </w:pPr>
+              <w:jc w:val="center"/>
+              <w:rPr>
+                <w:lang w:val="ms-MY"/>
+              </w:rPr>
+            </w:pPr>
+            <w:sdt>
+              <w:sdtPr>
+                <w:rPr>
+                  <w:rFonts w:ascii="MS Gothic" w:eastAsia="MS Gothic" w:hAnsi="MS Gothic" w:cs="MS Gothic"/>
+                  <w:color w:val="1F2937"/>
+                  <w:sz w:val="28"/>
+                  <w:szCs w:val="28"/>
+                  <w:lang w:val="ms-MY"/>
+                </w:rPr>
+                <w:id w:val="910000007"/>
+                <w14:checkbox>
+                  <w14:checked w14:val="0"/>
+                  <w14:checkedState w14:val="2612" w14:font="MS Gothic"/>
+                  <w14:uncheckedState w14:val="2610" w14:font="MS Gothic"/>
+                </w14:checkbox>
+              </w:sdtPr>
+              <w:sdtContent>
+                <w:r>
+                  <w:rPr>
+                    <w:rFonts w:ascii="MS Gothic" w:eastAsia="MS Gothic" w:hAnsi="MS Gothic" w:cs="MS Gothic" w:hint="eastAsia"/>
+                    <w:color w:val="1F2937"/>
+                    <w:sz w:val="28"/>
+                    <w:szCs w:val="28"/>
+                    <w:lang w:val="ms-MY"/>
+                  </w:rPr>
+                  <w:t>☐</w:t>
+                </w:r>
+              </w:sdtContent>
+            </w:sdt>
           </w:p>
         </w:tc>
         <w:tc>
@@ -24191,346 +23371,40 @@
           <w:p>
             <w:pPr>
               <w:spacing w:before="40" w:line="254" w:lineRule="auto"/>
-              <w:rPr>
-                <w:lang w:val="ms-MY"/>
-              </w:rPr>
-            </w:pPr>
-          </w:p>
-        </w:tc>
-        <w:tc>
-          <w:tcPr>
-            <w:tcW w:w="2426" w:type="dxa"/>
-            <w:tcBorders>
-              <w:top w:val="single" w:sz="4" w:space="0" w:color="C9CFD8"/>
-              <w:left w:val="single" w:sz="4" w:space="0" w:color="C9CFD8"/>
-              <w:bottom w:val="single" w:sz="4" w:space="0" w:color="C9CFD8"/>
-              <w:right w:val="single" w:sz="4" w:space="0" w:color="C9CFD8"/>
-            </w:tcBorders>
-            <w:tcMar>
-              <w:top w:w="90" w:type="dxa"/>
-              <w:left w:w="120" w:type="dxa"/>
-              <w:bottom w:w="90" w:type="dxa"/>
-              <w:right w:w="120" w:type="dxa"/>
-            </w:tcMar>
-            <w:vAlign w:val="center"/>
-          </w:tcPr>
-          <w:p>
-            <w:pPr>
-              <w:spacing w:before="40" w:line="254" w:lineRule="auto"/>
-              <w:rPr>
-                <w:lang w:val="ms-MY"/>
-              </w:rPr>
-            </w:pPr>
-          </w:p>
-        </w:tc>
-      </w:tr>
-      <w:tr>
-        <w:trPr>
-          <w:cantSplit/>
-          <w:trHeight w:val="576"/>
-        </w:trPr>
-        <w:tc>
-          <w:tcPr>
-            <w:tcW w:w="1800" w:type="dxa"/>
-            <w:tcBorders>
-              <w:top w:val="single" w:sz="4" w:space="0" w:color="C9CFD8"/>
-              <w:left w:val="single" w:sz="4" w:space="0" w:color="C9CFD8"/>
-              <w:bottom w:val="single" w:sz="4" w:space="0" w:color="C9CFD8"/>
-              <w:right w:val="single" w:sz="4" w:space="0" w:color="C9CFD8"/>
-            </w:tcBorders>
-            <w:shd w:val="clear" w:color="auto" w:fill="EBF0F7"/>
-            <w:tcMar>
-              <w:top w:w="90" w:type="dxa"/>
-              <w:left w:w="120" w:type="dxa"/>
-              <w:bottom w:w="90" w:type="dxa"/>
-              <w:right w:w="120" w:type="dxa"/>
-            </w:tcMar>
-            <w:vAlign w:val="center"/>
-          </w:tcPr>
-          <w:p>
-            <w:pPr>
-              <w:spacing w:line="254" w:lineRule="auto"/>
-              <w:jc w:val="center"/>
-              <w:rPr>
-                <w:lang w:val="ms-MY"/>
-              </w:rPr>
-            </w:pPr>
-          </w:p>
-        </w:tc>
-        <w:tc>
-          <w:tcPr>
-            <w:tcW w:w="2400" w:type="dxa"/>
-            <w:tcBorders>
-              <w:top w:val="single" w:sz="4" w:space="0" w:color="C9CFD8"/>
-              <w:left w:val="single" w:sz="4" w:space="0" w:color="C9CFD8"/>
-              <w:bottom w:val="single" w:sz="4" w:space="0" w:color="C9CFD8"/>
-              <w:right w:val="single" w:sz="4" w:space="0" w:color="C9CFD8"/>
-            </w:tcBorders>
-            <w:tcMar>
-              <w:top w:w="90" w:type="dxa"/>
-              <w:left w:w="120" w:type="dxa"/>
-              <w:bottom w:w="90" w:type="dxa"/>
-              <w:right w:w="120" w:type="dxa"/>
-            </w:tcMar>
-            <w:vAlign w:val="center"/>
-          </w:tcPr>
-          <w:p>
-            <w:pPr>
-              <w:spacing w:before="40" w:line="254" w:lineRule="auto"/>
-              <w:rPr>
-                <w:lang w:val="ms-MY"/>
-              </w:rPr>
-            </w:pPr>
-          </w:p>
-        </w:tc>
-        <w:tc>
-          <w:tcPr>
-            <w:tcW w:w="2400" w:type="dxa"/>
-            <w:tcBorders>
-              <w:top w:val="single" w:sz="4" w:space="0" w:color="C9CFD8"/>
-              <w:left w:val="single" w:sz="4" w:space="0" w:color="C9CFD8"/>
-              <w:bottom w:val="single" w:sz="4" w:space="0" w:color="C9CFD8"/>
-              <w:right w:val="single" w:sz="4" w:space="0" w:color="C9CFD8"/>
-            </w:tcBorders>
-            <w:tcMar>
-              <w:top w:w="90" w:type="dxa"/>
-              <w:left w:w="120" w:type="dxa"/>
-              <w:bottom w:w="90" w:type="dxa"/>
-              <w:right w:w="120" w:type="dxa"/>
-            </w:tcMar>
-            <w:vAlign w:val="center"/>
-          </w:tcPr>
-          <w:p>
-            <w:pPr>
-              <w:spacing w:before="40" w:line="254" w:lineRule="auto"/>
-              <w:rPr>
-                <w:lang w:val="ms-MY"/>
-              </w:rPr>
-            </w:pPr>
-          </w:p>
-        </w:tc>
-        <w:tc>
-          <w:tcPr>
-            <w:tcW w:w="2426" w:type="dxa"/>
-            <w:tcBorders>
-              <w:top w:val="single" w:sz="4" w:space="0" w:color="C9CFD8"/>
-              <w:left w:val="single" w:sz="4" w:space="0" w:color="C9CFD8"/>
-              <w:bottom w:val="single" w:sz="4" w:space="0" w:color="C9CFD8"/>
-              <w:right w:val="single" w:sz="4" w:space="0" w:color="C9CFD8"/>
-            </w:tcBorders>
-            <w:tcMar>
-              <w:top w:w="90" w:type="dxa"/>
-              <w:left w:w="120" w:type="dxa"/>
-              <w:bottom w:w="90" w:type="dxa"/>
-              <w:right w:w="120" w:type="dxa"/>
-            </w:tcMar>
-            <w:vAlign w:val="center"/>
-          </w:tcPr>
-          <w:p>
-            <w:pPr>
-              <w:spacing w:before="40" w:line="254" w:lineRule="auto"/>
-              <w:rPr>
-                <w:lang w:val="ms-MY"/>
-              </w:rPr>
-            </w:pPr>
-          </w:p>
-        </w:tc>
-      </w:tr>
-      <w:tr>
-        <w:trPr>
-          <w:cantSplit/>
-          <w:trHeight w:val="576"/>
-        </w:trPr>
-        <w:tc>
-          <w:tcPr>
-            <w:tcW w:w="1800" w:type="dxa"/>
-            <w:tcBorders>
-              <w:top w:val="single" w:sz="4" w:space="0" w:color="C9CFD8"/>
-              <w:left w:val="single" w:sz="4" w:space="0" w:color="C9CFD8"/>
-              <w:bottom w:val="single" w:sz="4" w:space="0" w:color="C9CFD8"/>
-              <w:right w:val="single" w:sz="4" w:space="0" w:color="C9CFD8"/>
-            </w:tcBorders>
-            <w:shd w:val="clear" w:color="auto" w:fill="EBF0F7"/>
-            <w:tcMar>
-              <w:top w:w="90" w:type="dxa"/>
-              <w:left w:w="120" w:type="dxa"/>
-              <w:bottom w:w="90" w:type="dxa"/>
-              <w:right w:w="120" w:type="dxa"/>
-            </w:tcMar>
-            <w:vAlign w:val="center"/>
-          </w:tcPr>
-          <w:p>
-            <w:pPr>
-              <w:spacing w:line="254" w:lineRule="auto"/>
-              <w:jc w:val="center"/>
-              <w:rPr>
-                <w:lang w:val="ms-MY"/>
-              </w:rPr>
-            </w:pPr>
-          </w:p>
-        </w:tc>
-        <w:tc>
-          <w:tcPr>
-            <w:tcW w:w="2400" w:type="dxa"/>
-            <w:tcBorders>
-              <w:top w:val="single" w:sz="4" w:space="0" w:color="C9CFD8"/>
-              <w:left w:val="single" w:sz="4" w:space="0" w:color="C9CFD8"/>
-              <w:bottom w:val="single" w:sz="4" w:space="0" w:color="C9CFD8"/>
-              <w:right w:val="single" w:sz="4" w:space="0" w:color="C9CFD8"/>
-            </w:tcBorders>
-            <w:tcMar>
-              <w:top w:w="90" w:type="dxa"/>
-              <w:left w:w="120" w:type="dxa"/>
-              <w:bottom w:w="90" w:type="dxa"/>
-              <w:right w:w="120" w:type="dxa"/>
-            </w:tcMar>
-            <w:vAlign w:val="center"/>
-          </w:tcPr>
-          <w:p>
-            <w:pPr>
-              <w:spacing w:before="40" w:line="254" w:lineRule="auto"/>
-              <w:rPr>
-                <w:lang w:val="ms-MY"/>
-              </w:rPr>
-            </w:pPr>
-          </w:p>
-        </w:tc>
-        <w:tc>
-          <w:tcPr>
-            <w:tcW w:w="2400" w:type="dxa"/>
-            <w:tcBorders>
-              <w:top w:val="single" w:sz="4" w:space="0" w:color="C9CFD8"/>
-              <w:left w:val="single" w:sz="4" w:space="0" w:color="C9CFD8"/>
-              <w:bottom w:val="single" w:sz="4" w:space="0" w:color="C9CFD8"/>
-              <w:right w:val="single" w:sz="4" w:space="0" w:color="C9CFD8"/>
-            </w:tcBorders>
-            <w:tcMar>
-              <w:top w:w="90" w:type="dxa"/>
-              <w:left w:w="120" w:type="dxa"/>
-              <w:bottom w:w="90" w:type="dxa"/>
-              <w:right w:w="120" w:type="dxa"/>
-            </w:tcMar>
-            <w:vAlign w:val="center"/>
-          </w:tcPr>
-          <w:p>
-            <w:pPr>
-              <w:spacing w:before="40" w:line="254" w:lineRule="auto"/>
-              <w:rPr>
-                <w:lang w:val="ms-MY"/>
-              </w:rPr>
-            </w:pPr>
-          </w:p>
-        </w:tc>
-        <w:tc>
-          <w:tcPr>
-            <w:tcW w:w="2426" w:type="dxa"/>
-            <w:tcBorders>
-              <w:top w:val="single" w:sz="4" w:space="0" w:color="C9CFD8"/>
-              <w:left w:val="single" w:sz="4" w:space="0" w:color="C9CFD8"/>
-              <w:bottom w:val="single" w:sz="4" w:space="0" w:color="C9CFD8"/>
-              <w:right w:val="single" w:sz="4" w:space="0" w:color="C9CFD8"/>
-            </w:tcBorders>
-            <w:tcMar>
-              <w:top w:w="90" w:type="dxa"/>
-              <w:left w:w="120" w:type="dxa"/>
-              <w:bottom w:w="90" w:type="dxa"/>
-              <w:right w:w="120" w:type="dxa"/>
-            </w:tcMar>
-            <w:vAlign w:val="center"/>
-          </w:tcPr>
-          <w:p>
-            <w:pPr>
-              <w:spacing w:before="40" w:line="254" w:lineRule="auto"/>
-              <w:rPr>
-                <w:lang w:val="ms-MY"/>
-              </w:rPr>
-            </w:pPr>
-          </w:p>
-        </w:tc>
-      </w:tr>
-      <w:tr>
-        <w:trPr>
-          <w:cantSplit/>
-          <w:trHeight w:val="576"/>
-        </w:trPr>
-        <w:tc>
-          <w:tcPr>
-            <w:tcW w:w="1800" w:type="dxa"/>
-            <w:tcBorders>
-              <w:top w:val="single" w:sz="4" w:space="0" w:color="C9CFD8"/>
-              <w:left w:val="single" w:sz="4" w:space="0" w:color="C9CFD8"/>
-              <w:bottom w:val="single" w:sz="4" w:space="0" w:color="C9CFD8"/>
-              <w:right w:val="single" w:sz="4" w:space="0" w:color="C9CFD8"/>
-            </w:tcBorders>
-            <w:shd w:val="clear" w:color="auto" w:fill="EBF0F7"/>
-            <w:tcMar>
-              <w:top w:w="90" w:type="dxa"/>
-              <w:left w:w="120" w:type="dxa"/>
-              <w:bottom w:w="90" w:type="dxa"/>
-              <w:right w:w="120" w:type="dxa"/>
-            </w:tcMar>
-            <w:vAlign w:val="center"/>
-          </w:tcPr>
-          <w:p>
-            <w:pPr>
-              <w:spacing w:line="254" w:lineRule="auto"/>
-              <w:jc w:val="center"/>
-              <w:rPr>
-                <w:lang w:val="ms-MY"/>
-              </w:rPr>
-            </w:pPr>
-          </w:p>
-        </w:tc>
-        <w:tc>
-          <w:tcPr>
-            <w:tcW w:w="2400" w:type="dxa"/>
-            <w:tcBorders>
-              <w:top w:val="single" w:sz="4" w:space="0" w:color="C9CFD8"/>
-              <w:left w:val="single" w:sz="4" w:space="0" w:color="C9CFD8"/>
-              <w:bottom w:val="single" w:sz="4" w:space="0" w:color="C9CFD8"/>
-              <w:right w:val="single" w:sz="4" w:space="0" w:color="C9CFD8"/>
-            </w:tcBorders>
-            <w:tcMar>
-              <w:top w:w="90" w:type="dxa"/>
-              <w:left w:w="120" w:type="dxa"/>
-              <w:bottom w:w="90" w:type="dxa"/>
-              <w:right w:w="120" w:type="dxa"/>
-            </w:tcMar>
-            <w:vAlign w:val="center"/>
-          </w:tcPr>
-          <w:p>
-            <w:pPr>
-              <w:spacing w:before="40" w:line="254" w:lineRule="auto"/>
-              <w:rPr>
-                <w:lang w:val="ms-MY"/>
-              </w:rPr>
-            </w:pPr>
-          </w:p>
-        </w:tc>
-        <w:tc>
-          <w:tcPr>
-            <w:tcW w:w="2400" w:type="dxa"/>
-            <w:tcBorders>
-              <w:top w:val="single" w:sz="4" w:space="0" w:color="C9CFD8"/>
-              <w:left w:val="single" w:sz="4" w:space="0" w:color="C9CFD8"/>
-              <w:bottom w:val="single" w:sz="4" w:space="0" w:color="C9CFD8"/>
-              <w:right w:val="single" w:sz="4" w:space="0" w:color="C9CFD8"/>
-            </w:tcBorders>
-            <w:tcMar>
-              <w:top w:w="90" w:type="dxa"/>
-              <w:left w:w="120" w:type="dxa"/>
-              <w:bottom w:w="90" w:type="dxa"/>
-              <w:right w:w="120" w:type="dxa"/>
-            </w:tcMar>
-            <w:vAlign w:val="center"/>
-          </w:tcPr>
-          <w:p>
-            <w:pPr>
-              <w:spacing w:before="40" w:line="254" w:lineRule="auto"/>
-              <w:rPr>
-                <w:lang w:val="ms-MY"/>
-              </w:rPr>
-            </w:pPr>
+              <w:jc w:val="center"/>
+              <w:rPr>
+                <w:lang w:val="ms-MY"/>
+              </w:rPr>
+            </w:pPr>
+            <w:sdt>
+              <w:sdtPr>
+                <w:rPr>
+                  <w:rFonts w:ascii="MS Gothic" w:eastAsia="MS Gothic" w:hAnsi="MS Gothic" w:cs="MS Gothic"/>
+                  <w:color w:val="1F2937"/>
+                  <w:sz w:val="28"/>
+                  <w:szCs w:val="28"/>
+                  <w:lang w:val="ms-MY"/>
+                </w:rPr>
+                <w:id w:val="910000006"/>
+                <w14:checkbox>
+                  <w14:checked w14:val="0"/>
+                  <w14:checkedState w14:val="2612" w14:font="MS Gothic"/>
+                  <w14:uncheckedState w14:val="2610" w14:font="MS Gothic"/>
+                </w14:checkbox>
+              </w:sdtPr>
+              <w:sdtContent>
+                <w:r>
+                  <w:rPr>
+                    <w:rFonts w:ascii="MS Gothic" w:eastAsia="MS Gothic" w:hAnsi="MS Gothic" w:cs="MS Gothic" w:hint="eastAsia"/>
+                    <w:color w:val="1F2937"/>
+                    <w:sz w:val="28"/>
+                    <w:szCs w:val="28"/>
+                    <w:lang w:val="ms-MY"/>
+                  </w:rPr>
+                  <w:t>☐</w:t>
+                </w:r>
+              </w:sdtContent>
+            </w:sdt>
           </w:p>
         </w:tc>
         <w:tc>
@@ -24577,7 +23451,22 @@
           <w:szCs w:val="24"/>
           <w:lang w:val="ms-MY"/>
         </w:rPr>
-        <w:t>C.  Sasaran Perkembangan Akan Datang</w:t>
+        <w:t xml:space="preserve">C.  Sasaran Guru Atau Jurulatih</w:t>
+      </w:r>
+    </w:p>
+    <w:p>
+      <w:pPr>
+        <w:spacing w:after="120" w:line="360" w:lineRule="auto"/>
+        <w:jc w:val="both"/>
+        <w:rPr>
+          <w:lang w:val="ms-MY"/>
+        </w:rPr>
+      </w:pPr>
+      <w:r>
+        <w:rPr>
+          <w:lang w:val="ms-MY"/>
+        </w:rPr>
+        <w:t xml:space="preserve">Tanya guru atau jurulatih sasaran bagi tempoh akan datang, contohnya bilangan peserta atau pencapaian yang diharapkan pada penggal atau pertandingan seterusnya. Cukup satu baris; baris kedua pilihan. Sekiranya guru atau jurulatih memberi hasrat tanpa angka, catatkan hasrat itu dalam lajur Kata Guru Atau Jurulatih dan anggarkan angkanya menerusi kiraan mudah di Bahagian D.</w:t>
       </w:r>
     </w:p>
     <w:tbl>
@@ -24644,7 +23533,7 @@
                 <w:color w:val="FFFFFF"/>
                 <w:lang w:val="ms-MY"/>
               </w:rPr>
-              <w:t>Tempoh</w:t>
+              <w:t xml:space="preserve">Tempoh Akan Datang</w:t>
             </w:r>
           </w:p>
         </w:tc>
@@ -24682,7 +23571,7 @@
                 <w:color w:val="FFFFFF"/>
                 <w:lang w:val="ms-MY"/>
               </w:rPr>
-              <w:t>Sasaran Bilangan Peserta</w:t>
+              <w:t xml:space="preserve">Sasaran (Bilangan atau Pencapaian)</w:t>
             </w:r>
           </w:p>
         </w:tc>
@@ -24720,7 +23609,7 @@
                 <w:color w:val="FFFFFF"/>
                 <w:lang w:val="ms-MY"/>
               </w:rPr>
-              <w:t>Sasaran Pencapaian</w:t>
+              <w:t xml:space="preserve">Kata Guru Atau Jurulatih (Satu Ayat)</w:t>
             </w:r>
           </w:p>
         </w:tc>
@@ -24758,456 +23647,8 @@
                 <w:color w:val="FFFFFF"/>
                 <w:lang w:val="ms-MY"/>
               </w:rPr>
-              <w:t>Catatan</w:t>
-            </w:r>
-          </w:p>
-        </w:tc>
-      </w:tr>
-      <w:tr>
-        <w:trPr>
-          <w:cantSplit/>
-          <w:trHeight w:val="576"/>
-        </w:trPr>
-        <w:tc>
-          <w:tcPr>
-            <w:tcW w:w="1800" w:type="dxa"/>
-            <w:tcBorders>
-              <w:top w:val="single" w:sz="4" w:space="0" w:color="C9CFD8"/>
-              <w:left w:val="single" w:sz="4" w:space="0" w:color="C9CFD8"/>
-              <w:bottom w:val="single" w:sz="4" w:space="0" w:color="C9CFD8"/>
-              <w:right w:val="single" w:sz="4" w:space="0" w:color="C9CFD8"/>
-            </w:tcBorders>
-            <w:shd w:val="clear" w:color="auto" w:fill="EBF0F7"/>
-            <w:tcMar>
-              <w:top w:w="90" w:type="dxa"/>
-              <w:left w:w="120" w:type="dxa"/>
-              <w:bottom w:w="90" w:type="dxa"/>
-              <w:right w:w="120" w:type="dxa"/>
-            </w:tcMar>
-            <w:vAlign w:val="center"/>
-          </w:tcPr>
-          <w:p>
-            <w:pPr>
-              <w:spacing w:line="254" w:lineRule="auto"/>
-              <w:jc w:val="center"/>
-              <w:rPr>
-                <w:lang w:val="ms-MY"/>
-              </w:rPr>
-            </w:pPr>
-          </w:p>
-        </w:tc>
-        <w:tc>
-          <w:tcPr>
-            <w:tcW w:w="2400" w:type="dxa"/>
-            <w:tcBorders>
-              <w:top w:val="single" w:sz="4" w:space="0" w:color="C9CFD8"/>
-              <w:left w:val="single" w:sz="4" w:space="0" w:color="C9CFD8"/>
-              <w:bottom w:val="single" w:sz="4" w:space="0" w:color="C9CFD8"/>
-              <w:right w:val="single" w:sz="4" w:space="0" w:color="C9CFD8"/>
-            </w:tcBorders>
-            <w:tcMar>
-              <w:top w:w="90" w:type="dxa"/>
-              <w:left w:w="120" w:type="dxa"/>
-              <w:bottom w:w="90" w:type="dxa"/>
-              <w:right w:w="120" w:type="dxa"/>
-            </w:tcMar>
-            <w:vAlign w:val="center"/>
-          </w:tcPr>
-          <w:p>
-            <w:pPr>
-              <w:spacing w:before="40" w:line="254" w:lineRule="auto"/>
-              <w:rPr>
-                <w:lang w:val="ms-MY"/>
-              </w:rPr>
-            </w:pPr>
-          </w:p>
-        </w:tc>
-        <w:tc>
-          <w:tcPr>
-            <w:tcW w:w="2400" w:type="dxa"/>
-            <w:tcBorders>
-              <w:top w:val="single" w:sz="4" w:space="0" w:color="C9CFD8"/>
-              <w:left w:val="single" w:sz="4" w:space="0" w:color="C9CFD8"/>
-              <w:bottom w:val="single" w:sz="4" w:space="0" w:color="C9CFD8"/>
-              <w:right w:val="single" w:sz="4" w:space="0" w:color="C9CFD8"/>
-            </w:tcBorders>
-            <w:tcMar>
-              <w:top w:w="90" w:type="dxa"/>
-              <w:left w:w="120" w:type="dxa"/>
-              <w:bottom w:w="90" w:type="dxa"/>
-              <w:right w:w="120" w:type="dxa"/>
-            </w:tcMar>
-            <w:vAlign w:val="center"/>
-          </w:tcPr>
-          <w:p>
-            <w:pPr>
-              <w:spacing w:before="40" w:line="254" w:lineRule="auto"/>
-              <w:rPr>
-                <w:lang w:val="ms-MY"/>
-              </w:rPr>
-            </w:pPr>
-          </w:p>
-        </w:tc>
-        <w:tc>
-          <w:tcPr>
-            <w:tcW w:w="2426" w:type="dxa"/>
-            <w:tcBorders>
-              <w:top w:val="single" w:sz="4" w:space="0" w:color="C9CFD8"/>
-              <w:left w:val="single" w:sz="4" w:space="0" w:color="C9CFD8"/>
-              <w:bottom w:val="single" w:sz="4" w:space="0" w:color="C9CFD8"/>
-              <w:right w:val="single" w:sz="4" w:space="0" w:color="C9CFD8"/>
-            </w:tcBorders>
-            <w:tcMar>
-              <w:top w:w="90" w:type="dxa"/>
-              <w:left w:w="120" w:type="dxa"/>
-              <w:bottom w:w="90" w:type="dxa"/>
-              <w:right w:w="120" w:type="dxa"/>
-            </w:tcMar>
-            <w:vAlign w:val="center"/>
-          </w:tcPr>
-          <w:p>
-            <w:pPr>
-              <w:spacing w:before="40" w:line="254" w:lineRule="auto"/>
-              <w:rPr>
-                <w:lang w:val="ms-MY"/>
-              </w:rPr>
-            </w:pPr>
-          </w:p>
-        </w:tc>
-      </w:tr>
-      <w:tr>
-        <w:trPr>
-          <w:cantSplit/>
-          <w:trHeight w:val="576"/>
-        </w:trPr>
-        <w:tc>
-          <w:tcPr>
-            <w:tcW w:w="1800" w:type="dxa"/>
-            <w:tcBorders>
-              <w:top w:val="single" w:sz="4" w:space="0" w:color="C9CFD8"/>
-              <w:left w:val="single" w:sz="4" w:space="0" w:color="C9CFD8"/>
-              <w:bottom w:val="single" w:sz="4" w:space="0" w:color="C9CFD8"/>
-              <w:right w:val="single" w:sz="4" w:space="0" w:color="C9CFD8"/>
-            </w:tcBorders>
-            <w:shd w:val="clear" w:color="auto" w:fill="EBF0F7"/>
-            <w:tcMar>
-              <w:top w:w="90" w:type="dxa"/>
-              <w:left w:w="120" w:type="dxa"/>
-              <w:bottom w:w="90" w:type="dxa"/>
-              <w:right w:w="120" w:type="dxa"/>
-            </w:tcMar>
-            <w:vAlign w:val="center"/>
-          </w:tcPr>
-          <w:p>
-            <w:pPr>
-              <w:spacing w:line="254" w:lineRule="auto"/>
-              <w:jc w:val="center"/>
-              <w:rPr>
-                <w:lang w:val="ms-MY"/>
-              </w:rPr>
-            </w:pPr>
-          </w:p>
-        </w:tc>
-        <w:tc>
-          <w:tcPr>
-            <w:tcW w:w="2400" w:type="dxa"/>
-            <w:tcBorders>
-              <w:top w:val="single" w:sz="4" w:space="0" w:color="C9CFD8"/>
-              <w:left w:val="single" w:sz="4" w:space="0" w:color="C9CFD8"/>
-              <w:bottom w:val="single" w:sz="4" w:space="0" w:color="C9CFD8"/>
-              <w:right w:val="single" w:sz="4" w:space="0" w:color="C9CFD8"/>
-            </w:tcBorders>
-            <w:tcMar>
-              <w:top w:w="90" w:type="dxa"/>
-              <w:left w:w="120" w:type="dxa"/>
-              <w:bottom w:w="90" w:type="dxa"/>
-              <w:right w:w="120" w:type="dxa"/>
-            </w:tcMar>
-            <w:vAlign w:val="center"/>
-          </w:tcPr>
-          <w:p>
-            <w:pPr>
-              <w:spacing w:before="40" w:line="254" w:lineRule="auto"/>
-              <w:rPr>
-                <w:lang w:val="ms-MY"/>
-              </w:rPr>
-            </w:pPr>
-          </w:p>
-        </w:tc>
-        <w:tc>
-          <w:tcPr>
-            <w:tcW w:w="2400" w:type="dxa"/>
-            <w:tcBorders>
-              <w:top w:val="single" w:sz="4" w:space="0" w:color="C9CFD8"/>
-              <w:left w:val="single" w:sz="4" w:space="0" w:color="C9CFD8"/>
-              <w:bottom w:val="single" w:sz="4" w:space="0" w:color="C9CFD8"/>
-              <w:right w:val="single" w:sz="4" w:space="0" w:color="C9CFD8"/>
-            </w:tcBorders>
-            <w:tcMar>
-              <w:top w:w="90" w:type="dxa"/>
-              <w:left w:w="120" w:type="dxa"/>
-              <w:bottom w:w="90" w:type="dxa"/>
-              <w:right w:w="120" w:type="dxa"/>
-            </w:tcMar>
-            <w:vAlign w:val="center"/>
-          </w:tcPr>
-          <w:p>
-            <w:pPr>
-              <w:spacing w:before="40" w:line="254" w:lineRule="auto"/>
-              <w:rPr>
-                <w:lang w:val="ms-MY"/>
-              </w:rPr>
-            </w:pPr>
-          </w:p>
-        </w:tc>
-        <w:tc>
-          <w:tcPr>
-            <w:tcW w:w="2426" w:type="dxa"/>
-            <w:tcBorders>
-              <w:top w:val="single" w:sz="4" w:space="0" w:color="C9CFD8"/>
-              <w:left w:val="single" w:sz="4" w:space="0" w:color="C9CFD8"/>
-              <w:bottom w:val="single" w:sz="4" w:space="0" w:color="C9CFD8"/>
-              <w:right w:val="single" w:sz="4" w:space="0" w:color="C9CFD8"/>
-            </w:tcBorders>
-            <w:tcMar>
-              <w:top w:w="90" w:type="dxa"/>
-              <w:left w:w="120" w:type="dxa"/>
-              <w:bottom w:w="90" w:type="dxa"/>
-              <w:right w:w="120" w:type="dxa"/>
-            </w:tcMar>
-            <w:vAlign w:val="center"/>
-          </w:tcPr>
-          <w:p>
-            <w:pPr>
-              <w:spacing w:before="40" w:line="254" w:lineRule="auto"/>
-              <w:rPr>
-                <w:lang w:val="ms-MY"/>
-              </w:rPr>
-            </w:pPr>
-          </w:p>
-        </w:tc>
-      </w:tr>
-      <w:tr>
-        <w:trPr>
-          <w:cantSplit/>
-          <w:trHeight w:val="576"/>
-        </w:trPr>
-        <w:tc>
-          <w:tcPr>
-            <w:tcW w:w="1800" w:type="dxa"/>
-            <w:tcBorders>
-              <w:top w:val="single" w:sz="4" w:space="0" w:color="C9CFD8"/>
-              <w:left w:val="single" w:sz="4" w:space="0" w:color="C9CFD8"/>
-              <w:bottom w:val="single" w:sz="4" w:space="0" w:color="C9CFD8"/>
-              <w:right w:val="single" w:sz="4" w:space="0" w:color="C9CFD8"/>
-            </w:tcBorders>
-            <w:shd w:val="clear" w:color="auto" w:fill="EBF0F7"/>
-            <w:tcMar>
-              <w:top w:w="90" w:type="dxa"/>
-              <w:left w:w="120" w:type="dxa"/>
-              <w:bottom w:w="90" w:type="dxa"/>
-              <w:right w:w="120" w:type="dxa"/>
-            </w:tcMar>
-            <w:vAlign w:val="center"/>
-          </w:tcPr>
-          <w:p>
-            <w:pPr>
-              <w:spacing w:line="254" w:lineRule="auto"/>
-              <w:jc w:val="center"/>
-              <w:rPr>
-                <w:lang w:val="ms-MY"/>
-              </w:rPr>
-            </w:pPr>
-          </w:p>
-        </w:tc>
-        <w:tc>
-          <w:tcPr>
-            <w:tcW w:w="2400" w:type="dxa"/>
-            <w:tcBorders>
-              <w:top w:val="single" w:sz="4" w:space="0" w:color="C9CFD8"/>
-              <w:left w:val="single" w:sz="4" w:space="0" w:color="C9CFD8"/>
-              <w:bottom w:val="single" w:sz="4" w:space="0" w:color="C9CFD8"/>
-              <w:right w:val="single" w:sz="4" w:space="0" w:color="C9CFD8"/>
-            </w:tcBorders>
-            <w:tcMar>
-              <w:top w:w="90" w:type="dxa"/>
-              <w:left w:w="120" w:type="dxa"/>
-              <w:bottom w:w="90" w:type="dxa"/>
-              <w:right w:w="120" w:type="dxa"/>
-            </w:tcMar>
-            <w:vAlign w:val="center"/>
-          </w:tcPr>
-          <w:p>
-            <w:pPr>
-              <w:spacing w:before="40" w:line="254" w:lineRule="auto"/>
-              <w:rPr>
-                <w:lang w:val="ms-MY"/>
-              </w:rPr>
-            </w:pPr>
-          </w:p>
-        </w:tc>
-        <w:tc>
-          <w:tcPr>
-            <w:tcW w:w="2400" w:type="dxa"/>
-            <w:tcBorders>
-              <w:top w:val="single" w:sz="4" w:space="0" w:color="C9CFD8"/>
-              <w:left w:val="single" w:sz="4" w:space="0" w:color="C9CFD8"/>
-              <w:bottom w:val="single" w:sz="4" w:space="0" w:color="C9CFD8"/>
-              <w:right w:val="single" w:sz="4" w:space="0" w:color="C9CFD8"/>
-            </w:tcBorders>
-            <w:tcMar>
-              <w:top w:w="90" w:type="dxa"/>
-              <w:left w:w="120" w:type="dxa"/>
-              <w:bottom w:w="90" w:type="dxa"/>
-              <w:right w:w="120" w:type="dxa"/>
-            </w:tcMar>
-            <w:vAlign w:val="center"/>
-          </w:tcPr>
-          <w:p>
-            <w:pPr>
-              <w:spacing w:before="40" w:line="254" w:lineRule="auto"/>
-              <w:rPr>
-                <w:lang w:val="ms-MY"/>
-              </w:rPr>
-            </w:pPr>
-          </w:p>
-        </w:tc>
-        <w:tc>
-          <w:tcPr>
-            <w:tcW w:w="2426" w:type="dxa"/>
-            <w:tcBorders>
-              <w:top w:val="single" w:sz="4" w:space="0" w:color="C9CFD8"/>
-              <w:left w:val="single" w:sz="4" w:space="0" w:color="C9CFD8"/>
-              <w:bottom w:val="single" w:sz="4" w:space="0" w:color="C9CFD8"/>
-              <w:right w:val="single" w:sz="4" w:space="0" w:color="C9CFD8"/>
-            </w:tcBorders>
-            <w:tcMar>
-              <w:top w:w="90" w:type="dxa"/>
-              <w:left w:w="120" w:type="dxa"/>
-              <w:bottom w:w="90" w:type="dxa"/>
-              <w:right w:w="120" w:type="dxa"/>
-            </w:tcMar>
-            <w:vAlign w:val="center"/>
-          </w:tcPr>
-          <w:p>
-            <w:pPr>
-              <w:spacing w:before="40" w:line="254" w:lineRule="auto"/>
-              <w:rPr>
-                <w:lang w:val="ms-MY"/>
-              </w:rPr>
-            </w:pPr>
-          </w:p>
-        </w:tc>
-      </w:tr>
-      <w:tr>
-        <w:trPr>
-          <w:cantSplit/>
-          <w:trHeight w:val="576"/>
-        </w:trPr>
-        <w:tc>
-          <w:tcPr>
-            <w:tcW w:w="1800" w:type="dxa"/>
-            <w:tcBorders>
-              <w:top w:val="single" w:sz="4" w:space="0" w:color="C9CFD8"/>
-              <w:left w:val="single" w:sz="4" w:space="0" w:color="C9CFD8"/>
-              <w:bottom w:val="single" w:sz="4" w:space="0" w:color="C9CFD8"/>
-              <w:right w:val="single" w:sz="4" w:space="0" w:color="C9CFD8"/>
-            </w:tcBorders>
-            <w:shd w:val="clear" w:color="auto" w:fill="EBF0F7"/>
-            <w:tcMar>
-              <w:top w:w="90" w:type="dxa"/>
-              <w:left w:w="120" w:type="dxa"/>
-              <w:bottom w:w="90" w:type="dxa"/>
-              <w:right w:w="120" w:type="dxa"/>
-            </w:tcMar>
-            <w:vAlign w:val="center"/>
-          </w:tcPr>
-          <w:p>
-            <w:pPr>
-              <w:spacing w:line="254" w:lineRule="auto"/>
-              <w:jc w:val="center"/>
-              <w:rPr>
-                <w:lang w:val="ms-MY"/>
-              </w:rPr>
-            </w:pPr>
-          </w:p>
-        </w:tc>
-        <w:tc>
-          <w:tcPr>
-            <w:tcW w:w="2400" w:type="dxa"/>
-            <w:tcBorders>
-              <w:top w:val="single" w:sz="4" w:space="0" w:color="C9CFD8"/>
-              <w:left w:val="single" w:sz="4" w:space="0" w:color="C9CFD8"/>
-              <w:bottom w:val="single" w:sz="4" w:space="0" w:color="C9CFD8"/>
-              <w:right w:val="single" w:sz="4" w:space="0" w:color="C9CFD8"/>
-            </w:tcBorders>
-            <w:tcMar>
-              <w:top w:w="90" w:type="dxa"/>
-              <w:left w:w="120" w:type="dxa"/>
-              <w:bottom w:w="90" w:type="dxa"/>
-              <w:right w:w="120" w:type="dxa"/>
-            </w:tcMar>
-            <w:vAlign w:val="center"/>
-          </w:tcPr>
-          <w:p>
-            <w:pPr>
-              <w:spacing w:before="40" w:line="254" w:lineRule="auto"/>
-              <w:rPr>
-                <w:lang w:val="ms-MY"/>
-              </w:rPr>
-            </w:pPr>
-          </w:p>
-        </w:tc>
-        <w:tc>
-          <w:tcPr>
-            <w:tcW w:w="2400" w:type="dxa"/>
-            <w:tcBorders>
-              <w:top w:val="single" w:sz="4" w:space="0" w:color="C9CFD8"/>
-              <w:left w:val="single" w:sz="4" w:space="0" w:color="C9CFD8"/>
-              <w:bottom w:val="single" w:sz="4" w:space="0" w:color="C9CFD8"/>
-              <w:right w:val="single" w:sz="4" w:space="0" w:color="C9CFD8"/>
-            </w:tcBorders>
-            <w:tcMar>
-              <w:top w:w="90" w:type="dxa"/>
-              <w:left w:w="120" w:type="dxa"/>
-              <w:bottom w:w="90" w:type="dxa"/>
-              <w:right w:w="120" w:type="dxa"/>
-            </w:tcMar>
-            <w:vAlign w:val="center"/>
-          </w:tcPr>
-          <w:p>
-            <w:pPr>
-              <w:spacing w:before="40" w:line="254" w:lineRule="auto"/>
-              <w:rPr>
-                <w:lang w:val="ms-MY"/>
-              </w:rPr>
-            </w:pPr>
-          </w:p>
-        </w:tc>
-        <w:tc>
-          <w:tcPr>
-            <w:tcW w:w="2426" w:type="dxa"/>
-            <w:tcBorders>
-              <w:top w:val="single" w:sz="4" w:space="0" w:color="C9CFD8"/>
-              <w:left w:val="single" w:sz="4" w:space="0" w:color="C9CFD8"/>
-              <w:bottom w:val="single" w:sz="4" w:space="0" w:color="C9CFD8"/>
-              <w:right w:val="single" w:sz="4" w:space="0" w:color="C9CFD8"/>
-            </w:tcBorders>
-            <w:tcMar>
-              <w:top w:w="90" w:type="dxa"/>
-              <w:left w:w="120" w:type="dxa"/>
-              <w:bottom w:w="90" w:type="dxa"/>
-              <w:right w:w="120" w:type="dxa"/>
-            </w:tcMar>
-            <w:vAlign w:val="center"/>
-          </w:tcPr>
-          <w:p>
-            <w:pPr>
-              <w:spacing w:before="40" w:line="254" w:lineRule="auto"/>
-              <w:rPr>
-                <w:lang w:val="ms-MY"/>
-              </w:rPr>
-            </w:pPr>
+              <w:t xml:space="preserve">Catatan</w:t>
+            </w:r>
           </w:p>
         </w:tc>
       </w:tr>
@@ -25453,7 +23894,7 @@
           <w:lang w:val="ms-MY"/>
         </w:rPr>
         <w:lastRenderedPageBreak/>
-        <w:t>D.  Kaedah Penetapan Sasaran</w:t>
+        <w:t xml:space="preserve">D.  Sumber Sasaran</w:t>
       </w:r>
     </w:p>
     <w:p>
@@ -25468,7 +23909,7 @@
         <w:rPr>
           <w:lang w:val="ms-MY"/>
         </w:rPr>
-        <w:t>Nyatakan kaedah yang digunakan untuk menghasilkan sasaran di Bahagian C. Kaedah ini dinilai dari segi kemunasabahan, bukan ketepatan nombor masa depan. Kaedah yang tidak dinyatakan menjejaskan sub-aspek Kemunasabahan Kaedah Unjuran yang bernilai empat (4) markah dalam Komponen 2.</w:t>
+        <w:t xml:space="preserve">Tandakan dari mana angka sasaran di Bahagian C diperoleh. Hakim menilai sama ada sasaran itu masuk akal dan sumbernya jelas, bukan ketepatan nombor masa depan. Sasaran tanpa sumber menjejaskan sub-aspek Kemunasabahan Sasaran yang bernilai empat (4) markah dalam Komponen 2.</w:t>
       </w:r>
     </w:p>
     <w:tbl>
@@ -25527,7 +23968,7 @@
               <w:rPr>
                 <w:lang w:val="ms-MY"/>
               </w:rPr>
-              <w:t>Kaedah Yang Digunakan</w:t>
+              <w:t xml:space="preserve">Sumber Sasaran (Tanda Satu)</w:t>
             </w:r>
           </w:p>
         </w:tc>
@@ -25555,6 +23996,85 @@
                 <w:lang w:val="ms-MY"/>
               </w:rPr>
             </w:pPr>
+            <w:sdt>
+              <w:sdtPr>
+                <w:rPr>
+                  <w:rFonts w:ascii="MS Gothic" w:eastAsia="MS Gothic" w:hAnsi="MS Gothic" w:cs="MS Gothic"/>
+                  <w:color w:val="1F2937"/>
+                  <w:sz w:val="28"/>
+                  <w:szCs w:val="28"/>
+                  <w:lang w:val="ms-MY"/>
+                </w:rPr>
+                <w:id w:val="910000009"/>
+                <w14:checkbox>
+                  <w14:checked w14:val="0"/>
+                  <w14:checkedState w14:val="2612" w14:font="MS Gothic"/>
+                  <w14:uncheckedState w14:val="2610" w14:font="MS Gothic"/>
+                </w14:checkbox>
+              </w:sdtPr>
+              <w:sdtContent>
+                <w:r>
+                  <w:rPr>
+                    <w:rFonts w:ascii="MS Gothic" w:eastAsia="MS Gothic" w:hAnsi="MS Gothic" w:cs="MS Gothic" w:hint="eastAsia"/>
+                    <w:color w:val="1F2937"/>
+                    <w:sz w:val="28"/>
+                    <w:szCs w:val="28"/>
+                    <w:lang w:val="ms-MY"/>
+                  </w:rPr>
+                  <w:t>☐</w:t>
+                </w:r>
+              </w:sdtContent>
+            </w:sdt>
+            <w:r>
+              <w:rPr>
+                <w:color w:val="1F2937"/>
+                <w:lang w:val="ms-MY"/>
+              </w:rPr>
+              <w:t xml:space="preserve"> Diberi sendiri oleh guru atau jurulatih</w:t>
+            </w:r>
+            <w:r>
+              <w:rPr>
+                <w:color w:val="1F2937"/>
+                <w:lang w:val="ms-MY"/>
+              </w:rPr>
+              <w:t xml:space="preserve">      </w:t>
+            </w:r>
+            <w:sdt>
+              <w:sdtPr>
+                <w:rPr>
+                  <w:rFonts w:ascii="MS Gothic" w:eastAsia="MS Gothic" w:hAnsi="MS Gothic" w:cs="MS Gothic"/>
+                  <w:color w:val="1F2937"/>
+                  <w:sz w:val="28"/>
+                  <w:szCs w:val="28"/>
+                  <w:lang w:val="ms-MY"/>
+                </w:rPr>
+                <w:id w:val="910000010"/>
+                <w14:checkbox>
+                  <w14:checked w14:val="0"/>
+                  <w14:checkedState w14:val="2612" w14:font="MS Gothic"/>
+                  <w14:uncheckedState w14:val="2610" w14:font="MS Gothic"/>
+                </w14:checkbox>
+              </w:sdtPr>
+              <w:sdtContent>
+                <w:r>
+                  <w:rPr>
+                    <w:rFonts w:ascii="MS Gothic" w:eastAsia="MS Gothic" w:hAnsi="MS Gothic" w:cs="MS Gothic" w:hint="eastAsia"/>
+                    <w:color w:val="1F2937"/>
+                    <w:sz w:val="28"/>
+                    <w:szCs w:val="28"/>
+                    <w:lang w:val="ms-MY"/>
+                  </w:rPr>
+                  <w:t>☐</w:t>
+                </w:r>
+              </w:sdtContent>
+            </w:sdt>
+            <w:r>
+              <w:rPr>
+                <w:color w:val="1F2937"/>
+                <w:lang w:val="ms-MY"/>
+              </w:rPr>
+              <w:t xml:space="preserve"> Kiraan mudah pasukan</w:t>
+            </w:r>
           </w:p>
         </w:tc>
       </w:tr>
@@ -25592,137 +24112,7 @@
               <w:rPr>
                 <w:lang w:val="ms-MY"/>
               </w:rPr>
-              <w:t>Sebab Tetingkap Ini Dipilih</w:t>
-            </w:r>
-          </w:p>
-        </w:tc>
-        <w:tc>
-          <w:tcPr>
-            <w:tcW w:w="6026" w:type="dxa"/>
-            <w:tcBorders>
-              <w:top w:val="single" w:sz="4" w:space="0" w:color="C9CFD8"/>
-              <w:left w:val="single" w:sz="4" w:space="0" w:color="C9CFD8"/>
-              <w:bottom w:val="single" w:sz="4" w:space="0" w:color="C9CFD8"/>
-              <w:right w:val="single" w:sz="4" w:space="0" w:color="C9CFD8"/>
-            </w:tcBorders>
-            <w:tcMar>
-              <w:top w:w="90" w:type="dxa"/>
-              <w:left w:w="120" w:type="dxa"/>
-              <w:bottom w:w="90" w:type="dxa"/>
-              <w:right w:w="120" w:type="dxa"/>
-            </w:tcMar>
-            <w:vAlign w:val="center"/>
-          </w:tcPr>
-          <w:p>
-            <w:pPr>
-              <w:spacing w:before="40" w:line="254" w:lineRule="auto"/>
-              <w:rPr>
-                <w:lang w:val="ms-MY"/>
-              </w:rPr>
-            </w:pPr>
-          </w:p>
-        </w:tc>
-      </w:tr>
-      <w:tr>
-        <w:trPr>
-          <w:cantSplit/>
-          <w:trHeight w:val="720"/>
-        </w:trPr>
-        <w:tc>
-          <w:tcPr>
-            <w:tcW w:w="3000" w:type="dxa"/>
-            <w:tcBorders>
-              <w:top w:val="single" w:sz="4" w:space="0" w:color="C9CFD8"/>
-              <w:left w:val="single" w:sz="4" w:space="0" w:color="C9CFD8"/>
-              <w:bottom w:val="single" w:sz="4" w:space="0" w:color="C9CFD8"/>
-              <w:right w:val="single" w:sz="4" w:space="0" w:color="C9CFD8"/>
-            </w:tcBorders>
-            <w:shd w:val="clear" w:color="auto" w:fill="EBF0F7"/>
-            <w:tcMar>
-              <w:top w:w="90" w:type="dxa"/>
-              <w:left w:w="120" w:type="dxa"/>
-              <w:bottom w:w="90" w:type="dxa"/>
-              <w:right w:w="120" w:type="dxa"/>
-            </w:tcMar>
-            <w:vAlign w:val="center"/>
-          </w:tcPr>
-          <w:p>
-            <w:pPr>
-              <w:spacing w:line="254" w:lineRule="auto"/>
-              <w:rPr>
-                <w:lang w:val="ms-MY"/>
-              </w:rPr>
-            </w:pPr>
-            <w:r>
-              <w:rPr>
-                <w:lang w:val="ms-MY"/>
-              </w:rPr>
-              <w:t>Andaian Utama Yang Digunakan</w:t>
-            </w:r>
-          </w:p>
-        </w:tc>
-        <w:tc>
-          <w:tcPr>
-            <w:tcW w:w="6026" w:type="dxa"/>
-            <w:tcBorders>
-              <w:top w:val="single" w:sz="4" w:space="0" w:color="C9CFD8"/>
-              <w:left w:val="single" w:sz="4" w:space="0" w:color="C9CFD8"/>
-              <w:bottom w:val="single" w:sz="4" w:space="0" w:color="C9CFD8"/>
-              <w:right w:val="single" w:sz="4" w:space="0" w:color="C9CFD8"/>
-            </w:tcBorders>
-            <w:tcMar>
-              <w:top w:w="90" w:type="dxa"/>
-              <w:left w:w="120" w:type="dxa"/>
-              <w:bottom w:w="90" w:type="dxa"/>
-              <w:right w:w="120" w:type="dxa"/>
-            </w:tcMar>
-            <w:vAlign w:val="center"/>
-          </w:tcPr>
-          <w:p>
-            <w:pPr>
-              <w:spacing w:before="40" w:line="254" w:lineRule="auto"/>
-              <w:rPr>
-                <w:lang w:val="ms-MY"/>
-              </w:rPr>
-            </w:pPr>
-          </w:p>
-        </w:tc>
-      </w:tr>
-      <w:tr>
-        <w:trPr>
-          <w:cantSplit/>
-          <w:trHeight w:val="720"/>
-        </w:trPr>
-        <w:tc>
-          <w:tcPr>
-            <w:tcW w:w="3000" w:type="dxa"/>
-            <w:tcBorders>
-              <w:top w:val="single" w:sz="4" w:space="0" w:color="C9CFD8"/>
-              <w:left w:val="single" w:sz="4" w:space="0" w:color="C9CFD8"/>
-              <w:bottom w:val="single" w:sz="4" w:space="0" w:color="C9CFD8"/>
-              <w:right w:val="single" w:sz="4" w:space="0" w:color="C9CFD8"/>
-            </w:tcBorders>
-            <w:shd w:val="clear" w:color="auto" w:fill="EBF0F7"/>
-            <w:tcMar>
-              <w:top w:w="90" w:type="dxa"/>
-              <w:left w:w="120" w:type="dxa"/>
-              <w:bottom w:w="90" w:type="dxa"/>
-              <w:right w:w="120" w:type="dxa"/>
-            </w:tcMar>
-            <w:vAlign w:val="center"/>
-          </w:tcPr>
-          <w:p>
-            <w:pPr>
-              <w:spacing w:line="254" w:lineRule="auto"/>
-              <w:rPr>
-                <w:lang w:val="ms-MY"/>
-              </w:rPr>
-            </w:pPr>
-            <w:r>
-              <w:rPr>
-                <w:lang w:val="ms-MY"/>
-              </w:rPr>
-              <w:t>Sebab Kaedah Ini Dipilih</w:t>
+              <w:t xml:space="preserve">Kiraan Atau Andaian (Jika Kiraan Pasukan)</w:t>
             </w:r>
           </w:p>
         </w:tc>
@@ -25768,7 +24158,7 @@
           <w:color w:val="6B7280"/>
           <w:lang w:val="ms-MY"/>
         </w:rPr>
-        <w:t>Nota: Contoh kaedah yang boleh diterima ialah peningkatan kekerapan latihan atau bilangan peserta secara berperingkat, berdasarkan rancangan latihan sedia ada guru/jurulatih. Angka sasaran yang dipaparkan dalam video hendaklah sama dengan angka dalam Bahagian C. Percanggahan antara video dengan borang ini menurunkan dua sub-aspek Komponen 2 secara serentak.</w:t>
+        <w:t xml:space="preserve">Nota: Contoh kiraan mudah yang boleh diterima ialah bilangan peserta terkini ditambah peserta baharu yang dirancang, atau kekerapan latihan didarab dengan bilangan minggu. Angka sasaran yang dipaparkan dalam video hendaklah sama dengan angka dalam Bahagian C. Percanggahan antara video dengan borang ini menurunkan dua sub-aspek Komponen 2 secara serentak.</w:t>
       </w:r>
     </w:p>
     <w:p>
@@ -26754,80 +25144,6 @@
               <w:rPr>
                 <w:lang w:val="ms-MY"/>
               </w:rPr>
-              <w:t>Tetingkap Data Yang Digunakan</w:t>
-            </w:r>
-          </w:p>
-        </w:tc>
-        <w:tc>
-          <w:tcPr>
-            <w:tcW w:w="6014" w:type="dxa"/>
-            <w:tcBorders>
-              <w:top w:val="single" w:sz="4" w:space="0" w:color="C9CFD8"/>
-              <w:left w:val="single" w:sz="4" w:space="0" w:color="C9CFD8"/>
-              <w:bottom w:val="single" w:sz="4" w:space="0" w:color="C9CFD8"/>
-              <w:right w:val="single" w:sz="4" w:space="0" w:color="C9CFD8"/>
-            </w:tcBorders>
-            <w:tcMar>
-              <w:top w:w="90" w:type="dxa"/>
-              <w:left w:w="120" w:type="dxa"/>
-              <w:bottom w:w="90" w:type="dxa"/>
-              <w:right w:w="120" w:type="dxa"/>
-            </w:tcMar>
-            <w:vAlign w:val="center"/>
-          </w:tcPr>
-          <w:p>
-            <w:pPr>
-              <w:spacing w:line="254" w:lineRule="auto"/>
-              <w:rPr>
-                <w:lang w:val="ms-MY"/>
-              </w:rPr>
-            </w:pPr>
-            <w:r>
-              <w:rPr>
-                <w:lang w:val="ms-MY"/>
-              </w:rPr>
-              <w:t>Contoh: sesi pagi/petang · 3 hari · 1 musim FESMA</w:t>
-            </w:r>
-          </w:p>
-        </w:tc>
-      </w:tr>
-      <w:tr>
-        <w:trPr>
-          <w:gridAfter w:val="1"/>
-          <w:wAfter w:w="18" w:type="dxa"/>
-          <w:cantSplit/>
-          <w:trHeight w:val="728"/>
-        </w:trPr>
-        <w:tc>
-          <w:tcPr>
-            <w:tcW w:w="2994" w:type="dxa"/>
-            <w:gridSpan w:val="2"/>
-            <w:tcBorders>
-              <w:top w:val="single" w:sz="4" w:space="0" w:color="C9CFD8"/>
-              <w:left w:val="single" w:sz="4" w:space="0" w:color="C9CFD8"/>
-              <w:bottom w:val="single" w:sz="4" w:space="0" w:color="C9CFD8"/>
-              <w:right w:val="single" w:sz="4" w:space="0" w:color="C9CFD8"/>
-            </w:tcBorders>
-            <w:shd w:val="clear" w:color="auto" w:fill="EBF0F7"/>
-            <w:tcMar>
-              <w:top w:w="90" w:type="dxa"/>
-              <w:left w:w="120" w:type="dxa"/>
-              <w:bottom w:w="90" w:type="dxa"/>
-              <w:right w:w="120" w:type="dxa"/>
-            </w:tcMar>
-            <w:vAlign w:val="center"/>
-          </w:tcPr>
-          <w:p>
-            <w:pPr>
-              <w:spacing w:line="254" w:lineRule="auto"/>
-              <w:rPr>
-                <w:lang w:val="ms-MY"/>
-              </w:rPr>
-            </w:pPr>
-            <w:r>
-              <w:rPr>
-                <w:lang w:val="ms-MY"/>
-              </w:rPr>
               <w:t>Tarikh Dan Masa Temu Bual</w:t>
             </w:r>
           </w:p>
@@ -26957,7 +25273,7 @@
           <w:lang w:val="ms-MY"/>
         </w:rPr>
         <w:lastRenderedPageBreak/>
-        <w:t>B.  Data Prestasi Pameran / Demonstrasi (Sejarah)</w:t>
+        <w:t xml:space="preserve">B.  Angka Sebenar Daripada Pempamer Atau Pendemo</w:t>
       </w:r>
     </w:p>
     <w:p>
@@ -26972,7 +25288,7 @@
         <w:rPr>
           <w:lang w:val="ms-MY"/>
         </w:rPr>
-        <w:t>Isikan angka atau bilangan seperti yang diberikan oleh pegawai/pendemo pengesah. Sekiranya pengesah hanya mampu memberikan anggaran, catatkan perkataan anggaran dalam lajur Catatan. Anggaran diterima dan tidak dikenakan sebarang potongan markah. Tetingkap data ditentukan sendiri oleh kumpulan mengikut tempoh pameran dan rekod yang ada. Sebagai contoh, isikan tiga (3) titik data; bilangan ini boleh lebih atau kurang mengikut kesesuaian rekod yang ada. Tulis unit yang digunakan dalam lajur Tempoh.</w:t>
+        <w:t xml:space="preserve">Tulis angka atau bilangan seperti yang disebut oleh pegawai atau pendemo pengesah, contohnya bilangan pengunjung atau peserta. Tiga angka sudah memadai; boleh lebih jika ada. Tempoh ditentukan sendiri oleh kumpulan mengikut rekod yang ada, sama ada sehari, sebulan, semusim atau setahun. Jenis aktiviti boleh dicatat dalam lajur Catatan. Sekiranya pengesah hanya mampu memberikan anggaran, tandakan kotak Anggaran. Anggaran diterima dan tidak dikenakan sebarang potongan markah.</w:t>
       </w:r>
     </w:p>
     <w:tbl>
@@ -27039,7 +25355,7 @@
                 <w:color w:val="FFFFFF"/>
                 <w:lang w:val="ms-MY"/>
               </w:rPr>
-              <w:t>Tempoh</w:t>
+              <w:t xml:space="preserve">Tempoh</w:t>
             </w:r>
           </w:p>
         </w:tc>
@@ -27077,7 +25393,7 @@
                 <w:color w:val="FFFFFF"/>
                 <w:lang w:val="ms-MY"/>
               </w:rPr>
-              <w:t>Bilangan Pengunjung / Peserta</w:t>
+              <w:t xml:space="preserve">Bilangan Pengunjung atau Peserta</w:t>
             </w:r>
           </w:p>
         </w:tc>
@@ -27115,7 +25431,7 @@
                 <w:color w:val="FFFFFF"/>
                 <w:lang w:val="ms-MY"/>
               </w:rPr>
-              <w:t>Jenis Aktiviti Dijalankan</w:t>
+              <w:t xml:space="preserve">Anggaran?</w:t>
             </w:r>
           </w:p>
         </w:tc>
@@ -27153,7 +25469,7 @@
                 <w:color w:val="FFFFFF"/>
                 <w:lang w:val="ms-MY"/>
               </w:rPr>
-              <w:t>Catatan</w:t>
+              <w:t xml:space="preserve">Catatan</w:t>
             </w:r>
           </w:p>
         </w:tc>
@@ -27243,6 +25559,35 @@
                 <w:lang w:val="ms-MY"/>
               </w:rPr>
             </w:pPr>
+            <w:sdt>
+              <w:sdtPr>
+                <w:rPr>
+                  <w:rFonts w:ascii="MS Gothic" w:eastAsia="MS Gothic" w:hAnsi="MS Gothic" w:cs="MS Gothic"/>
+                  <w:color w:val="1F2937"/>
+                  <w:sz w:val="28"/>
+                  <w:szCs w:val="28"/>
+                  <w:lang w:val="ms-MY"/>
+                </w:rPr>
+                <w:id w:val="910000013"/>
+                <w14:checkbox>
+                  <w14:checked w14:val="0"/>
+                  <w14:checkedState w14:val="2612" w14:font="MS Gothic"/>
+                  <w14:uncheckedState w14:val="2610" w14:font="MS Gothic"/>
+                </w14:checkbox>
+              </w:sdtPr>
+              <w:sdtContent>
+                <w:r>
+                  <w:rPr>
+                    <w:rFonts w:ascii="MS Gothic" w:eastAsia="MS Gothic" w:hAnsi="MS Gothic" w:cs="MS Gothic" w:hint="eastAsia"/>
+                    <w:color w:val="1F2937"/>
+                    <w:sz w:val="28"/>
+                    <w:szCs w:val="28"/>
+                    <w:lang w:val="ms-MY"/>
+                  </w:rPr>
+                  <w:t>☐</w:t>
+                </w:r>
+              </w:sdtContent>
+            </w:sdt>
           </w:p>
         </w:tc>
         <w:tc>
@@ -27358,6 +25703,35 @@
                 <w:lang w:val="ms-MY"/>
               </w:rPr>
             </w:pPr>
+            <w:sdt>
+              <w:sdtPr>
+                <w:rPr>
+                  <w:rFonts w:ascii="MS Gothic" w:eastAsia="MS Gothic" w:hAnsi="MS Gothic" w:cs="MS Gothic"/>
+                  <w:color w:val="1F2937"/>
+                  <w:sz w:val="28"/>
+                  <w:szCs w:val="28"/>
+                  <w:lang w:val="ms-MY"/>
+                </w:rPr>
+                <w:id w:val="910000012"/>
+                <w14:checkbox>
+                  <w14:checked w14:val="0"/>
+                  <w14:checkedState w14:val="2612" w14:font="MS Gothic"/>
+                  <w14:uncheckedState w14:val="2610" w14:font="MS Gothic"/>
+                </w14:checkbox>
+              </w:sdtPr>
+              <w:sdtContent>
+                <w:r>
+                  <w:rPr>
+                    <w:rFonts w:ascii="MS Gothic" w:eastAsia="MS Gothic" w:hAnsi="MS Gothic" w:cs="MS Gothic" w:hint="eastAsia"/>
+                    <w:color w:val="1F2937"/>
+                    <w:sz w:val="28"/>
+                    <w:szCs w:val="28"/>
+                    <w:lang w:val="ms-MY"/>
+                  </w:rPr>
+                  <w:t>☐</w:t>
+                </w:r>
+              </w:sdtContent>
+            </w:sdt>
           </w:p>
         </w:tc>
         <w:tc>
@@ -27473,351 +25847,35 @@
                 <w:lang w:val="ms-MY"/>
               </w:rPr>
             </w:pPr>
-          </w:p>
-        </w:tc>
-        <w:tc>
-          <w:tcPr>
-            <w:tcW w:w="2426" w:type="dxa"/>
-            <w:tcBorders>
-              <w:top w:val="single" w:sz="4" w:space="0" w:color="C9CFD8"/>
-              <w:left w:val="single" w:sz="4" w:space="0" w:color="C9CFD8"/>
-              <w:bottom w:val="single" w:sz="4" w:space="0" w:color="C9CFD8"/>
-              <w:right w:val="single" w:sz="4" w:space="0" w:color="C9CFD8"/>
-            </w:tcBorders>
-            <w:tcMar>
-              <w:top w:w="90" w:type="dxa"/>
-              <w:left w:w="120" w:type="dxa"/>
-              <w:bottom w:w="90" w:type="dxa"/>
-              <w:right w:w="120" w:type="dxa"/>
-            </w:tcMar>
-            <w:vAlign w:val="center"/>
-          </w:tcPr>
-          <w:p>
-            <w:pPr>
-              <w:spacing w:before="40" w:line="254" w:lineRule="auto"/>
-              <w:jc w:val="center"/>
-              <w:rPr>
-                <w:lang w:val="ms-MY"/>
-              </w:rPr>
-            </w:pPr>
-          </w:p>
-        </w:tc>
-      </w:tr>
-      <w:tr>
-        <w:trPr>
-          <w:cantSplit/>
-          <w:trHeight w:val="576"/>
-        </w:trPr>
-        <w:tc>
-          <w:tcPr>
-            <w:tcW w:w="1800" w:type="dxa"/>
-            <w:tcBorders>
-              <w:top w:val="single" w:sz="4" w:space="0" w:color="C9CFD8"/>
-              <w:left w:val="single" w:sz="4" w:space="0" w:color="C9CFD8"/>
-              <w:bottom w:val="single" w:sz="4" w:space="0" w:color="C9CFD8"/>
-              <w:right w:val="single" w:sz="4" w:space="0" w:color="C9CFD8"/>
-            </w:tcBorders>
-            <w:shd w:val="clear" w:color="auto" w:fill="EBF0F7"/>
-            <w:tcMar>
-              <w:top w:w="90" w:type="dxa"/>
-              <w:left w:w="120" w:type="dxa"/>
-              <w:bottom w:w="90" w:type="dxa"/>
-              <w:right w:w="120" w:type="dxa"/>
-            </w:tcMar>
-            <w:vAlign w:val="center"/>
-          </w:tcPr>
-          <w:p>
-            <w:pPr>
-              <w:spacing w:line="254" w:lineRule="auto"/>
-              <w:jc w:val="center"/>
-              <w:rPr>
-                <w:lang w:val="ms-MY"/>
-              </w:rPr>
-            </w:pPr>
-          </w:p>
-        </w:tc>
-        <w:tc>
-          <w:tcPr>
-            <w:tcW w:w="2400" w:type="dxa"/>
-            <w:tcBorders>
-              <w:top w:val="single" w:sz="4" w:space="0" w:color="C9CFD8"/>
-              <w:left w:val="single" w:sz="4" w:space="0" w:color="C9CFD8"/>
-              <w:bottom w:val="single" w:sz="4" w:space="0" w:color="C9CFD8"/>
-              <w:right w:val="single" w:sz="4" w:space="0" w:color="C9CFD8"/>
-            </w:tcBorders>
-            <w:tcMar>
-              <w:top w:w="90" w:type="dxa"/>
-              <w:left w:w="120" w:type="dxa"/>
-              <w:bottom w:w="90" w:type="dxa"/>
-              <w:right w:w="120" w:type="dxa"/>
-            </w:tcMar>
-            <w:vAlign w:val="center"/>
-          </w:tcPr>
-          <w:p>
-            <w:pPr>
-              <w:spacing w:before="40" w:line="254" w:lineRule="auto"/>
-              <w:jc w:val="center"/>
-              <w:rPr>
-                <w:lang w:val="ms-MY"/>
-              </w:rPr>
-            </w:pPr>
-          </w:p>
-        </w:tc>
-        <w:tc>
-          <w:tcPr>
-            <w:tcW w:w="2400" w:type="dxa"/>
-            <w:tcBorders>
-              <w:top w:val="single" w:sz="4" w:space="0" w:color="C9CFD8"/>
-              <w:left w:val="single" w:sz="4" w:space="0" w:color="C9CFD8"/>
-              <w:bottom w:val="single" w:sz="4" w:space="0" w:color="C9CFD8"/>
-              <w:right w:val="single" w:sz="4" w:space="0" w:color="C9CFD8"/>
-            </w:tcBorders>
-            <w:tcMar>
-              <w:top w:w="90" w:type="dxa"/>
-              <w:left w:w="120" w:type="dxa"/>
-              <w:bottom w:w="90" w:type="dxa"/>
-              <w:right w:w="120" w:type="dxa"/>
-            </w:tcMar>
-            <w:vAlign w:val="center"/>
-          </w:tcPr>
-          <w:p>
-            <w:pPr>
-              <w:spacing w:before="40" w:line="254" w:lineRule="auto"/>
-              <w:jc w:val="center"/>
-              <w:rPr>
-                <w:lang w:val="ms-MY"/>
-              </w:rPr>
-            </w:pPr>
-          </w:p>
-        </w:tc>
-        <w:tc>
-          <w:tcPr>
-            <w:tcW w:w="2426" w:type="dxa"/>
-            <w:tcBorders>
-              <w:top w:val="single" w:sz="4" w:space="0" w:color="C9CFD8"/>
-              <w:left w:val="single" w:sz="4" w:space="0" w:color="C9CFD8"/>
-              <w:bottom w:val="single" w:sz="4" w:space="0" w:color="C9CFD8"/>
-              <w:right w:val="single" w:sz="4" w:space="0" w:color="C9CFD8"/>
-            </w:tcBorders>
-            <w:tcMar>
-              <w:top w:w="90" w:type="dxa"/>
-              <w:left w:w="120" w:type="dxa"/>
-              <w:bottom w:w="90" w:type="dxa"/>
-              <w:right w:w="120" w:type="dxa"/>
-            </w:tcMar>
-            <w:vAlign w:val="center"/>
-          </w:tcPr>
-          <w:p>
-            <w:pPr>
-              <w:spacing w:before="40" w:line="254" w:lineRule="auto"/>
-              <w:jc w:val="center"/>
-              <w:rPr>
-                <w:lang w:val="ms-MY"/>
-              </w:rPr>
-            </w:pPr>
-          </w:p>
-        </w:tc>
-      </w:tr>
-      <w:tr>
-        <w:trPr>
-          <w:cantSplit/>
-          <w:trHeight w:val="576"/>
-        </w:trPr>
-        <w:tc>
-          <w:tcPr>
-            <w:tcW w:w="1800" w:type="dxa"/>
-            <w:tcBorders>
-              <w:top w:val="single" w:sz="4" w:space="0" w:color="C9CFD8"/>
-              <w:left w:val="single" w:sz="4" w:space="0" w:color="C9CFD8"/>
-              <w:bottom w:val="single" w:sz="4" w:space="0" w:color="C9CFD8"/>
-              <w:right w:val="single" w:sz="4" w:space="0" w:color="C9CFD8"/>
-            </w:tcBorders>
-            <w:shd w:val="clear" w:color="auto" w:fill="EBF0F7"/>
-            <w:tcMar>
-              <w:top w:w="90" w:type="dxa"/>
-              <w:left w:w="120" w:type="dxa"/>
-              <w:bottom w:w="90" w:type="dxa"/>
-              <w:right w:w="120" w:type="dxa"/>
-            </w:tcMar>
-            <w:vAlign w:val="center"/>
-          </w:tcPr>
-          <w:p>
-            <w:pPr>
-              <w:spacing w:line="254" w:lineRule="auto"/>
-              <w:jc w:val="center"/>
-              <w:rPr>
-                <w:lang w:val="ms-MY"/>
-              </w:rPr>
-            </w:pPr>
-          </w:p>
-        </w:tc>
-        <w:tc>
-          <w:tcPr>
-            <w:tcW w:w="2400" w:type="dxa"/>
-            <w:tcBorders>
-              <w:top w:val="single" w:sz="4" w:space="0" w:color="C9CFD8"/>
-              <w:left w:val="single" w:sz="4" w:space="0" w:color="C9CFD8"/>
-              <w:bottom w:val="single" w:sz="4" w:space="0" w:color="C9CFD8"/>
-              <w:right w:val="single" w:sz="4" w:space="0" w:color="C9CFD8"/>
-            </w:tcBorders>
-            <w:tcMar>
-              <w:top w:w="90" w:type="dxa"/>
-              <w:left w:w="120" w:type="dxa"/>
-              <w:bottom w:w="90" w:type="dxa"/>
-              <w:right w:w="120" w:type="dxa"/>
-            </w:tcMar>
-            <w:vAlign w:val="center"/>
-          </w:tcPr>
-          <w:p>
-            <w:pPr>
-              <w:spacing w:before="40" w:line="254" w:lineRule="auto"/>
-              <w:jc w:val="center"/>
-              <w:rPr>
-                <w:lang w:val="ms-MY"/>
-              </w:rPr>
-            </w:pPr>
-          </w:p>
-        </w:tc>
-        <w:tc>
-          <w:tcPr>
-            <w:tcW w:w="2400" w:type="dxa"/>
-            <w:tcBorders>
-              <w:top w:val="single" w:sz="4" w:space="0" w:color="C9CFD8"/>
-              <w:left w:val="single" w:sz="4" w:space="0" w:color="C9CFD8"/>
-              <w:bottom w:val="single" w:sz="4" w:space="0" w:color="C9CFD8"/>
-              <w:right w:val="single" w:sz="4" w:space="0" w:color="C9CFD8"/>
-            </w:tcBorders>
-            <w:tcMar>
-              <w:top w:w="90" w:type="dxa"/>
-              <w:left w:w="120" w:type="dxa"/>
-              <w:bottom w:w="90" w:type="dxa"/>
-              <w:right w:w="120" w:type="dxa"/>
-            </w:tcMar>
-            <w:vAlign w:val="center"/>
-          </w:tcPr>
-          <w:p>
-            <w:pPr>
-              <w:spacing w:before="40" w:line="254" w:lineRule="auto"/>
-              <w:jc w:val="center"/>
-              <w:rPr>
-                <w:lang w:val="ms-MY"/>
-              </w:rPr>
-            </w:pPr>
-          </w:p>
-        </w:tc>
-        <w:tc>
-          <w:tcPr>
-            <w:tcW w:w="2426" w:type="dxa"/>
-            <w:tcBorders>
-              <w:top w:val="single" w:sz="4" w:space="0" w:color="C9CFD8"/>
-              <w:left w:val="single" w:sz="4" w:space="0" w:color="C9CFD8"/>
-              <w:bottom w:val="single" w:sz="4" w:space="0" w:color="C9CFD8"/>
-              <w:right w:val="single" w:sz="4" w:space="0" w:color="C9CFD8"/>
-            </w:tcBorders>
-            <w:tcMar>
-              <w:top w:w="90" w:type="dxa"/>
-              <w:left w:w="120" w:type="dxa"/>
-              <w:bottom w:w="90" w:type="dxa"/>
-              <w:right w:w="120" w:type="dxa"/>
-            </w:tcMar>
-            <w:vAlign w:val="center"/>
-          </w:tcPr>
-          <w:p>
-            <w:pPr>
-              <w:spacing w:before="40" w:line="254" w:lineRule="auto"/>
-              <w:jc w:val="center"/>
-              <w:rPr>
-                <w:lang w:val="ms-MY"/>
-              </w:rPr>
-            </w:pPr>
-          </w:p>
-        </w:tc>
-      </w:tr>
-      <w:tr>
-        <w:trPr>
-          <w:cantSplit/>
-          <w:trHeight w:val="576"/>
-        </w:trPr>
-        <w:tc>
-          <w:tcPr>
-            <w:tcW w:w="1800" w:type="dxa"/>
-            <w:tcBorders>
-              <w:top w:val="single" w:sz="4" w:space="0" w:color="C9CFD8"/>
-              <w:left w:val="single" w:sz="4" w:space="0" w:color="C9CFD8"/>
-              <w:bottom w:val="single" w:sz="4" w:space="0" w:color="C9CFD8"/>
-              <w:right w:val="single" w:sz="4" w:space="0" w:color="C9CFD8"/>
-            </w:tcBorders>
-            <w:shd w:val="clear" w:color="auto" w:fill="EBF0F7"/>
-            <w:tcMar>
-              <w:top w:w="90" w:type="dxa"/>
-              <w:left w:w="120" w:type="dxa"/>
-              <w:bottom w:w="90" w:type="dxa"/>
-              <w:right w:w="120" w:type="dxa"/>
-            </w:tcMar>
-            <w:vAlign w:val="center"/>
-          </w:tcPr>
-          <w:p>
-            <w:pPr>
-              <w:spacing w:line="254" w:lineRule="auto"/>
-              <w:jc w:val="center"/>
-              <w:rPr>
-                <w:lang w:val="ms-MY"/>
-              </w:rPr>
-            </w:pPr>
-          </w:p>
-        </w:tc>
-        <w:tc>
-          <w:tcPr>
-            <w:tcW w:w="2400" w:type="dxa"/>
-            <w:tcBorders>
-              <w:top w:val="single" w:sz="4" w:space="0" w:color="C9CFD8"/>
-              <w:left w:val="single" w:sz="4" w:space="0" w:color="C9CFD8"/>
-              <w:bottom w:val="single" w:sz="4" w:space="0" w:color="C9CFD8"/>
-              <w:right w:val="single" w:sz="4" w:space="0" w:color="C9CFD8"/>
-            </w:tcBorders>
-            <w:tcMar>
-              <w:top w:w="90" w:type="dxa"/>
-              <w:left w:w="120" w:type="dxa"/>
-              <w:bottom w:w="90" w:type="dxa"/>
-              <w:right w:w="120" w:type="dxa"/>
-            </w:tcMar>
-            <w:vAlign w:val="center"/>
-          </w:tcPr>
-          <w:p>
-            <w:pPr>
-              <w:spacing w:before="40" w:line="254" w:lineRule="auto"/>
-              <w:jc w:val="center"/>
-              <w:rPr>
-                <w:lang w:val="ms-MY"/>
-              </w:rPr>
-            </w:pPr>
-          </w:p>
-        </w:tc>
-        <w:tc>
-          <w:tcPr>
-            <w:tcW w:w="2400" w:type="dxa"/>
-            <w:tcBorders>
-              <w:top w:val="single" w:sz="4" w:space="0" w:color="C9CFD8"/>
-              <w:left w:val="single" w:sz="4" w:space="0" w:color="C9CFD8"/>
-              <w:bottom w:val="single" w:sz="4" w:space="0" w:color="C9CFD8"/>
-              <w:right w:val="single" w:sz="4" w:space="0" w:color="C9CFD8"/>
-            </w:tcBorders>
-            <w:tcMar>
-              <w:top w:w="90" w:type="dxa"/>
-              <w:left w:w="120" w:type="dxa"/>
-              <w:bottom w:w="90" w:type="dxa"/>
-              <w:right w:w="120" w:type="dxa"/>
-            </w:tcMar>
-            <w:vAlign w:val="center"/>
-          </w:tcPr>
-          <w:p>
-            <w:pPr>
-              <w:spacing w:before="40" w:line="254" w:lineRule="auto"/>
-              <w:jc w:val="center"/>
-              <w:rPr>
-                <w:lang w:val="ms-MY"/>
-              </w:rPr>
-            </w:pPr>
+            <w:sdt>
+              <w:sdtPr>
+                <w:rPr>
+                  <w:rFonts w:ascii="MS Gothic" w:eastAsia="MS Gothic" w:hAnsi="MS Gothic" w:cs="MS Gothic"/>
+                  <w:color w:val="1F2937"/>
+                  <w:sz w:val="28"/>
+                  <w:szCs w:val="28"/>
+                  <w:lang w:val="ms-MY"/>
+                </w:rPr>
+                <w:id w:val="910000011"/>
+                <w14:checkbox>
+                  <w14:checked w14:val="0"/>
+                  <w14:checkedState w14:val="2612" w14:font="MS Gothic"/>
+                  <w14:uncheckedState w14:val="2610" w14:font="MS Gothic"/>
+                </w14:checkbox>
+              </w:sdtPr>
+              <w:sdtContent>
+                <w:r>
+                  <w:rPr>
+                    <w:rFonts w:ascii="MS Gothic" w:eastAsia="MS Gothic" w:hAnsi="MS Gothic" w:cs="MS Gothic" w:hint="eastAsia"/>
+                    <w:color w:val="1F2937"/>
+                    <w:sz w:val="28"/>
+                    <w:szCs w:val="28"/>
+                    <w:lang w:val="ms-MY"/>
+                  </w:rPr>
+                  <w:t>☐</w:t>
+                </w:r>
+              </w:sdtContent>
+            </w:sdt>
           </w:p>
         </w:tc>
         <w:tc>
@@ -27865,7 +25923,22 @@
           <w:szCs w:val="24"/>
           <w:lang w:val="ms-MY"/>
         </w:rPr>
-        <w:t>C.  Sasaran Pameran / Demonstrasi Akan Datang</w:t>
+        <w:t xml:space="preserve">C.  Sasaran Pempamer Atau Pendemo</w:t>
+      </w:r>
+    </w:p>
+    <w:p>
+      <w:pPr>
+        <w:spacing w:after="120" w:line="360" w:lineRule="auto"/>
+        <w:jc w:val="both"/>
+        <w:rPr>
+          <w:lang w:val="ms-MY"/>
+        </w:rPr>
+      </w:pPr>
+      <w:r>
+        <w:rPr>
+          <w:lang w:val="ms-MY"/>
+        </w:rPr>
+        <w:t xml:space="preserve">Tanya pegawai atau pendemo sasaran bagi tempoh akan datang, contohnya bilangan pengunjung yang diharapkan pada pameran atau musim seterusnya. Cukup satu baris; baris kedua pilihan. Sekiranya pengesah memberi hasrat tanpa angka, catatkan hasrat itu dalam lajur Kata Pempamer Atau Pendemo dan anggarkan angkanya menerusi kiraan mudah di Bahagian D.</w:t>
       </w:r>
     </w:p>
     <w:tbl>
@@ -27932,7 +26005,7 @@
                 <w:color w:val="FFFFFF"/>
                 <w:lang w:val="ms-MY"/>
               </w:rPr>
-              <w:t>Tempoh</w:t>
+              <w:t xml:space="preserve">Tempoh Akan Datang</w:t>
             </w:r>
           </w:p>
         </w:tc>
@@ -27970,7 +26043,7 @@
                 <w:color w:val="FFFFFF"/>
                 <w:lang w:val="ms-MY"/>
               </w:rPr>
-              <w:t>Sasaran Bilangan Pengunjung</w:t>
+              <w:t xml:space="preserve">Sasaran (Bilangan Pengunjung)</w:t>
             </w:r>
           </w:p>
         </w:tc>
@@ -28008,7 +26081,7 @@
                 <w:color w:val="FFFFFF"/>
                 <w:lang w:val="ms-MY"/>
               </w:rPr>
-              <w:t>Aktiviti Dirancang</w:t>
+              <w:t xml:space="preserve">Kata Pempamer Atau Pendemo (Satu Ayat)</w:t>
             </w:r>
           </w:p>
         </w:tc>
@@ -28046,468 +26119,8 @@
                 <w:color w:val="FFFFFF"/>
                 <w:lang w:val="ms-MY"/>
               </w:rPr>
-              <w:t>Catatan</w:t>
-            </w:r>
-          </w:p>
-        </w:tc>
-      </w:tr>
-      <w:tr>
-        <w:trPr>
-          <w:cantSplit/>
-          <w:trHeight w:val="576"/>
-        </w:trPr>
-        <w:tc>
-          <w:tcPr>
-            <w:tcW w:w="1800" w:type="dxa"/>
-            <w:tcBorders>
-              <w:top w:val="single" w:sz="4" w:space="0" w:color="C9CFD8"/>
-              <w:left w:val="single" w:sz="4" w:space="0" w:color="C9CFD8"/>
-              <w:bottom w:val="single" w:sz="4" w:space="0" w:color="C9CFD8"/>
-              <w:right w:val="single" w:sz="4" w:space="0" w:color="C9CFD8"/>
-            </w:tcBorders>
-            <w:shd w:val="clear" w:color="auto" w:fill="EBF0F7"/>
-            <w:tcMar>
-              <w:top w:w="90" w:type="dxa"/>
-              <w:left w:w="120" w:type="dxa"/>
-              <w:bottom w:w="90" w:type="dxa"/>
-              <w:right w:w="120" w:type="dxa"/>
-            </w:tcMar>
-            <w:vAlign w:val="center"/>
-          </w:tcPr>
-          <w:p>
-            <w:pPr>
-              <w:spacing w:line="254" w:lineRule="auto"/>
-              <w:jc w:val="center"/>
-              <w:rPr>
-                <w:lang w:val="ms-MY"/>
-              </w:rPr>
-            </w:pPr>
-          </w:p>
-        </w:tc>
-        <w:tc>
-          <w:tcPr>
-            <w:tcW w:w="2400" w:type="dxa"/>
-            <w:tcBorders>
-              <w:top w:val="single" w:sz="4" w:space="0" w:color="C9CFD8"/>
-              <w:left w:val="single" w:sz="4" w:space="0" w:color="C9CFD8"/>
-              <w:bottom w:val="single" w:sz="4" w:space="0" w:color="C9CFD8"/>
-              <w:right w:val="single" w:sz="4" w:space="0" w:color="C9CFD8"/>
-            </w:tcBorders>
-            <w:tcMar>
-              <w:top w:w="90" w:type="dxa"/>
-              <w:left w:w="120" w:type="dxa"/>
-              <w:bottom w:w="90" w:type="dxa"/>
-              <w:right w:w="120" w:type="dxa"/>
-            </w:tcMar>
-            <w:vAlign w:val="center"/>
-          </w:tcPr>
-          <w:p>
-            <w:pPr>
-              <w:spacing w:before="40" w:line="254" w:lineRule="auto"/>
-              <w:jc w:val="center"/>
-              <w:rPr>
-                <w:lang w:val="ms-MY"/>
-              </w:rPr>
-            </w:pPr>
-          </w:p>
-        </w:tc>
-        <w:tc>
-          <w:tcPr>
-            <w:tcW w:w="2400" w:type="dxa"/>
-            <w:tcBorders>
-              <w:top w:val="single" w:sz="4" w:space="0" w:color="C9CFD8"/>
-              <w:left w:val="single" w:sz="4" w:space="0" w:color="C9CFD8"/>
-              <w:bottom w:val="single" w:sz="4" w:space="0" w:color="C9CFD8"/>
-              <w:right w:val="single" w:sz="4" w:space="0" w:color="C9CFD8"/>
-            </w:tcBorders>
-            <w:tcMar>
-              <w:top w:w="90" w:type="dxa"/>
-              <w:left w:w="120" w:type="dxa"/>
-              <w:bottom w:w="90" w:type="dxa"/>
-              <w:right w:w="120" w:type="dxa"/>
-            </w:tcMar>
-            <w:vAlign w:val="center"/>
-          </w:tcPr>
-          <w:p>
-            <w:pPr>
-              <w:spacing w:before="40" w:line="254" w:lineRule="auto"/>
-              <w:jc w:val="center"/>
-              <w:rPr>
-                <w:lang w:val="ms-MY"/>
-              </w:rPr>
-            </w:pPr>
-          </w:p>
-        </w:tc>
-        <w:tc>
-          <w:tcPr>
-            <w:tcW w:w="2426" w:type="dxa"/>
-            <w:tcBorders>
-              <w:top w:val="single" w:sz="4" w:space="0" w:color="C9CFD8"/>
-              <w:left w:val="single" w:sz="4" w:space="0" w:color="C9CFD8"/>
-              <w:bottom w:val="single" w:sz="4" w:space="0" w:color="C9CFD8"/>
-              <w:right w:val="single" w:sz="4" w:space="0" w:color="C9CFD8"/>
-            </w:tcBorders>
-            <w:tcMar>
-              <w:top w:w="90" w:type="dxa"/>
-              <w:left w:w="120" w:type="dxa"/>
-              <w:bottom w:w="90" w:type="dxa"/>
-              <w:right w:w="120" w:type="dxa"/>
-            </w:tcMar>
-            <w:vAlign w:val="center"/>
-          </w:tcPr>
-          <w:p>
-            <w:pPr>
-              <w:spacing w:before="40" w:line="254" w:lineRule="auto"/>
-              <w:jc w:val="center"/>
-              <w:rPr>
-                <w:lang w:val="ms-MY"/>
-              </w:rPr>
-            </w:pPr>
-          </w:p>
-        </w:tc>
-      </w:tr>
-      <w:tr>
-        <w:trPr>
-          <w:cantSplit/>
-          <w:trHeight w:val="576"/>
-        </w:trPr>
-        <w:tc>
-          <w:tcPr>
-            <w:tcW w:w="1800" w:type="dxa"/>
-            <w:tcBorders>
-              <w:top w:val="single" w:sz="4" w:space="0" w:color="C9CFD8"/>
-              <w:left w:val="single" w:sz="4" w:space="0" w:color="C9CFD8"/>
-              <w:bottom w:val="single" w:sz="4" w:space="0" w:color="C9CFD8"/>
-              <w:right w:val="single" w:sz="4" w:space="0" w:color="C9CFD8"/>
-            </w:tcBorders>
-            <w:shd w:val="clear" w:color="auto" w:fill="EBF0F7"/>
-            <w:tcMar>
-              <w:top w:w="90" w:type="dxa"/>
-              <w:left w:w="120" w:type="dxa"/>
-              <w:bottom w:w="90" w:type="dxa"/>
-              <w:right w:w="120" w:type="dxa"/>
-            </w:tcMar>
-            <w:vAlign w:val="center"/>
-          </w:tcPr>
-          <w:p>
-            <w:pPr>
-              <w:spacing w:line="254" w:lineRule="auto"/>
-              <w:jc w:val="center"/>
-              <w:rPr>
-                <w:lang w:val="ms-MY"/>
-              </w:rPr>
-            </w:pPr>
-          </w:p>
-        </w:tc>
-        <w:tc>
-          <w:tcPr>
-            <w:tcW w:w="2400" w:type="dxa"/>
-            <w:tcBorders>
-              <w:top w:val="single" w:sz="4" w:space="0" w:color="C9CFD8"/>
-              <w:left w:val="single" w:sz="4" w:space="0" w:color="C9CFD8"/>
-              <w:bottom w:val="single" w:sz="4" w:space="0" w:color="C9CFD8"/>
-              <w:right w:val="single" w:sz="4" w:space="0" w:color="C9CFD8"/>
-            </w:tcBorders>
-            <w:tcMar>
-              <w:top w:w="90" w:type="dxa"/>
-              <w:left w:w="120" w:type="dxa"/>
-              <w:bottom w:w="90" w:type="dxa"/>
-              <w:right w:w="120" w:type="dxa"/>
-            </w:tcMar>
-            <w:vAlign w:val="center"/>
-          </w:tcPr>
-          <w:p>
-            <w:pPr>
-              <w:spacing w:before="40" w:line="254" w:lineRule="auto"/>
-              <w:jc w:val="center"/>
-              <w:rPr>
-                <w:lang w:val="ms-MY"/>
-              </w:rPr>
-            </w:pPr>
-          </w:p>
-        </w:tc>
-        <w:tc>
-          <w:tcPr>
-            <w:tcW w:w="2400" w:type="dxa"/>
-            <w:tcBorders>
-              <w:top w:val="single" w:sz="4" w:space="0" w:color="C9CFD8"/>
-              <w:left w:val="single" w:sz="4" w:space="0" w:color="C9CFD8"/>
-              <w:bottom w:val="single" w:sz="4" w:space="0" w:color="C9CFD8"/>
-              <w:right w:val="single" w:sz="4" w:space="0" w:color="C9CFD8"/>
-            </w:tcBorders>
-            <w:tcMar>
-              <w:top w:w="90" w:type="dxa"/>
-              <w:left w:w="120" w:type="dxa"/>
-              <w:bottom w:w="90" w:type="dxa"/>
-              <w:right w:w="120" w:type="dxa"/>
-            </w:tcMar>
-            <w:vAlign w:val="center"/>
-          </w:tcPr>
-          <w:p>
-            <w:pPr>
-              <w:spacing w:before="40" w:line="254" w:lineRule="auto"/>
-              <w:jc w:val="center"/>
-              <w:rPr>
-                <w:lang w:val="ms-MY"/>
-              </w:rPr>
-            </w:pPr>
-          </w:p>
-        </w:tc>
-        <w:tc>
-          <w:tcPr>
-            <w:tcW w:w="2426" w:type="dxa"/>
-            <w:tcBorders>
-              <w:top w:val="single" w:sz="4" w:space="0" w:color="C9CFD8"/>
-              <w:left w:val="single" w:sz="4" w:space="0" w:color="C9CFD8"/>
-              <w:bottom w:val="single" w:sz="4" w:space="0" w:color="C9CFD8"/>
-              <w:right w:val="single" w:sz="4" w:space="0" w:color="C9CFD8"/>
-            </w:tcBorders>
-            <w:tcMar>
-              <w:top w:w="90" w:type="dxa"/>
-              <w:left w:w="120" w:type="dxa"/>
-              <w:bottom w:w="90" w:type="dxa"/>
-              <w:right w:w="120" w:type="dxa"/>
-            </w:tcMar>
-            <w:vAlign w:val="center"/>
-          </w:tcPr>
-          <w:p>
-            <w:pPr>
-              <w:spacing w:before="40" w:line="254" w:lineRule="auto"/>
-              <w:jc w:val="center"/>
-              <w:rPr>
-                <w:lang w:val="ms-MY"/>
-              </w:rPr>
-            </w:pPr>
-          </w:p>
-        </w:tc>
-      </w:tr>
-      <w:tr>
-        <w:trPr>
-          <w:cantSplit/>
-          <w:trHeight w:val="576"/>
-        </w:trPr>
-        <w:tc>
-          <w:tcPr>
-            <w:tcW w:w="1800" w:type="dxa"/>
-            <w:tcBorders>
-              <w:top w:val="single" w:sz="4" w:space="0" w:color="C9CFD8"/>
-              <w:left w:val="single" w:sz="4" w:space="0" w:color="C9CFD8"/>
-              <w:bottom w:val="single" w:sz="4" w:space="0" w:color="C9CFD8"/>
-              <w:right w:val="single" w:sz="4" w:space="0" w:color="C9CFD8"/>
-            </w:tcBorders>
-            <w:shd w:val="clear" w:color="auto" w:fill="EBF0F7"/>
-            <w:tcMar>
-              <w:top w:w="90" w:type="dxa"/>
-              <w:left w:w="120" w:type="dxa"/>
-              <w:bottom w:w="90" w:type="dxa"/>
-              <w:right w:w="120" w:type="dxa"/>
-            </w:tcMar>
-            <w:vAlign w:val="center"/>
-          </w:tcPr>
-          <w:p>
-            <w:pPr>
-              <w:spacing w:line="254" w:lineRule="auto"/>
-              <w:jc w:val="center"/>
-              <w:rPr>
-                <w:lang w:val="ms-MY"/>
-              </w:rPr>
-            </w:pPr>
-          </w:p>
-        </w:tc>
-        <w:tc>
-          <w:tcPr>
-            <w:tcW w:w="2400" w:type="dxa"/>
-            <w:tcBorders>
-              <w:top w:val="single" w:sz="4" w:space="0" w:color="C9CFD8"/>
-              <w:left w:val="single" w:sz="4" w:space="0" w:color="C9CFD8"/>
-              <w:bottom w:val="single" w:sz="4" w:space="0" w:color="C9CFD8"/>
-              <w:right w:val="single" w:sz="4" w:space="0" w:color="C9CFD8"/>
-            </w:tcBorders>
-            <w:tcMar>
-              <w:top w:w="90" w:type="dxa"/>
-              <w:left w:w="120" w:type="dxa"/>
-              <w:bottom w:w="90" w:type="dxa"/>
-              <w:right w:w="120" w:type="dxa"/>
-            </w:tcMar>
-            <w:vAlign w:val="center"/>
-          </w:tcPr>
-          <w:p>
-            <w:pPr>
-              <w:spacing w:before="40" w:line="254" w:lineRule="auto"/>
-              <w:jc w:val="center"/>
-              <w:rPr>
-                <w:lang w:val="ms-MY"/>
-              </w:rPr>
-            </w:pPr>
-          </w:p>
-        </w:tc>
-        <w:tc>
-          <w:tcPr>
-            <w:tcW w:w="2400" w:type="dxa"/>
-            <w:tcBorders>
-              <w:top w:val="single" w:sz="4" w:space="0" w:color="C9CFD8"/>
-              <w:left w:val="single" w:sz="4" w:space="0" w:color="C9CFD8"/>
-              <w:bottom w:val="single" w:sz="4" w:space="0" w:color="C9CFD8"/>
-              <w:right w:val="single" w:sz="4" w:space="0" w:color="C9CFD8"/>
-            </w:tcBorders>
-            <w:tcMar>
-              <w:top w:w="90" w:type="dxa"/>
-              <w:left w:w="120" w:type="dxa"/>
-              <w:bottom w:w="90" w:type="dxa"/>
-              <w:right w:w="120" w:type="dxa"/>
-            </w:tcMar>
-            <w:vAlign w:val="center"/>
-          </w:tcPr>
-          <w:p>
-            <w:pPr>
-              <w:spacing w:before="40" w:line="254" w:lineRule="auto"/>
-              <w:jc w:val="center"/>
-              <w:rPr>
-                <w:lang w:val="ms-MY"/>
-              </w:rPr>
-            </w:pPr>
-          </w:p>
-        </w:tc>
-        <w:tc>
-          <w:tcPr>
-            <w:tcW w:w="2426" w:type="dxa"/>
-            <w:tcBorders>
-              <w:top w:val="single" w:sz="4" w:space="0" w:color="C9CFD8"/>
-              <w:left w:val="single" w:sz="4" w:space="0" w:color="C9CFD8"/>
-              <w:bottom w:val="single" w:sz="4" w:space="0" w:color="C9CFD8"/>
-              <w:right w:val="single" w:sz="4" w:space="0" w:color="C9CFD8"/>
-            </w:tcBorders>
-            <w:tcMar>
-              <w:top w:w="90" w:type="dxa"/>
-              <w:left w:w="120" w:type="dxa"/>
-              <w:bottom w:w="90" w:type="dxa"/>
-              <w:right w:w="120" w:type="dxa"/>
-            </w:tcMar>
-            <w:vAlign w:val="center"/>
-          </w:tcPr>
-          <w:p>
-            <w:pPr>
-              <w:spacing w:before="40" w:line="254" w:lineRule="auto"/>
-              <w:jc w:val="center"/>
-              <w:rPr>
-                <w:lang w:val="ms-MY"/>
-              </w:rPr>
-            </w:pPr>
-          </w:p>
-        </w:tc>
-      </w:tr>
-      <w:tr>
-        <w:trPr>
-          <w:cantSplit/>
-          <w:trHeight w:val="576"/>
-        </w:trPr>
-        <w:tc>
-          <w:tcPr>
-            <w:tcW w:w="1800" w:type="dxa"/>
-            <w:tcBorders>
-              <w:top w:val="single" w:sz="4" w:space="0" w:color="C9CFD8"/>
-              <w:left w:val="single" w:sz="4" w:space="0" w:color="C9CFD8"/>
-              <w:bottom w:val="single" w:sz="4" w:space="0" w:color="C9CFD8"/>
-              <w:right w:val="single" w:sz="4" w:space="0" w:color="C9CFD8"/>
-            </w:tcBorders>
-            <w:shd w:val="clear" w:color="auto" w:fill="EBF0F7"/>
-            <w:tcMar>
-              <w:top w:w="90" w:type="dxa"/>
-              <w:left w:w="120" w:type="dxa"/>
-              <w:bottom w:w="90" w:type="dxa"/>
-              <w:right w:w="120" w:type="dxa"/>
-            </w:tcMar>
-            <w:vAlign w:val="center"/>
-          </w:tcPr>
-          <w:p>
-            <w:pPr>
-              <w:spacing w:line="254" w:lineRule="auto"/>
-              <w:jc w:val="center"/>
-              <w:rPr>
-                <w:lang w:val="ms-MY"/>
-              </w:rPr>
-            </w:pPr>
-          </w:p>
-        </w:tc>
-        <w:tc>
-          <w:tcPr>
-            <w:tcW w:w="2400" w:type="dxa"/>
-            <w:tcBorders>
-              <w:top w:val="single" w:sz="4" w:space="0" w:color="C9CFD8"/>
-              <w:left w:val="single" w:sz="4" w:space="0" w:color="C9CFD8"/>
-              <w:bottom w:val="single" w:sz="4" w:space="0" w:color="C9CFD8"/>
-              <w:right w:val="single" w:sz="4" w:space="0" w:color="C9CFD8"/>
-            </w:tcBorders>
-            <w:tcMar>
-              <w:top w:w="90" w:type="dxa"/>
-              <w:left w:w="120" w:type="dxa"/>
-              <w:bottom w:w="90" w:type="dxa"/>
-              <w:right w:w="120" w:type="dxa"/>
-            </w:tcMar>
-            <w:vAlign w:val="center"/>
-          </w:tcPr>
-          <w:p>
-            <w:pPr>
-              <w:spacing w:before="40" w:line="254" w:lineRule="auto"/>
-              <w:jc w:val="center"/>
-              <w:rPr>
-                <w:lang w:val="ms-MY"/>
-              </w:rPr>
-            </w:pPr>
-          </w:p>
-        </w:tc>
-        <w:tc>
-          <w:tcPr>
-            <w:tcW w:w="2400" w:type="dxa"/>
-            <w:tcBorders>
-              <w:top w:val="single" w:sz="4" w:space="0" w:color="C9CFD8"/>
-              <w:left w:val="single" w:sz="4" w:space="0" w:color="C9CFD8"/>
-              <w:bottom w:val="single" w:sz="4" w:space="0" w:color="C9CFD8"/>
-              <w:right w:val="single" w:sz="4" w:space="0" w:color="C9CFD8"/>
-            </w:tcBorders>
-            <w:tcMar>
-              <w:top w:w="90" w:type="dxa"/>
-              <w:left w:w="120" w:type="dxa"/>
-              <w:bottom w:w="90" w:type="dxa"/>
-              <w:right w:w="120" w:type="dxa"/>
-            </w:tcMar>
-            <w:vAlign w:val="center"/>
-          </w:tcPr>
-          <w:p>
-            <w:pPr>
-              <w:spacing w:before="40" w:line="254" w:lineRule="auto"/>
-              <w:jc w:val="center"/>
-              <w:rPr>
-                <w:lang w:val="ms-MY"/>
-              </w:rPr>
-            </w:pPr>
-          </w:p>
-        </w:tc>
-        <w:tc>
-          <w:tcPr>
-            <w:tcW w:w="2426" w:type="dxa"/>
-            <w:tcBorders>
-              <w:top w:val="single" w:sz="4" w:space="0" w:color="C9CFD8"/>
-              <w:left w:val="single" w:sz="4" w:space="0" w:color="C9CFD8"/>
-              <w:bottom w:val="single" w:sz="4" w:space="0" w:color="C9CFD8"/>
-              <w:right w:val="single" w:sz="4" w:space="0" w:color="C9CFD8"/>
-            </w:tcBorders>
-            <w:tcMar>
-              <w:top w:w="90" w:type="dxa"/>
-              <w:left w:w="120" w:type="dxa"/>
-              <w:bottom w:w="90" w:type="dxa"/>
-              <w:right w:w="120" w:type="dxa"/>
-            </w:tcMar>
-            <w:vAlign w:val="center"/>
-          </w:tcPr>
-          <w:p>
-            <w:pPr>
-              <w:spacing w:before="40" w:line="254" w:lineRule="auto"/>
-              <w:jc w:val="center"/>
-              <w:rPr>
-                <w:lang w:val="ms-MY"/>
-              </w:rPr>
-            </w:pPr>
+              <w:t xml:space="preserve">Catatan</w:t>
+            </w:r>
           </w:p>
         </w:tc>
       </w:tr>
@@ -28759,7 +26372,7 @@
           <w:lang w:val="ms-MY"/>
         </w:rPr>
         <w:lastRenderedPageBreak/>
-        <w:t>D.  Kaedah Penetapan Sasaran</w:t>
+        <w:t xml:space="preserve">D.  Sumber Sasaran</w:t>
       </w:r>
     </w:p>
     <w:p>
@@ -28774,7 +26387,7 @@
         <w:rPr>
           <w:lang w:val="ms-MY"/>
         </w:rPr>
-        <w:t>Nyatakan kaedah yang digunakan untuk menghasilkan sasaran di Bahagian C. Kaedah ini dinilai dari segi kemunasabahan, bukan ketepatan nombor masa depan. Kaedah yang tidak dinyatakan menjejaskan sub-aspek Kemunasabahan Kaedah Unjuran yang bernilai empat (4) markah dalam Komponen 2.</w:t>
+        <w:t xml:space="preserve">Tandakan dari mana angka sasaran di Bahagian C diperoleh. Hakim menilai sama ada sasaran itu masuk akal dan sumbernya jelas, bukan ketepatan nombor masa depan. Sasaran tanpa sumber menjejaskan sub-aspek Kemunasabahan Sasaran yang bernilai empat (4) markah dalam Komponen 2.</w:t>
       </w:r>
     </w:p>
     <w:tbl>
@@ -28833,7 +26446,7 @@
               <w:rPr>
                 <w:lang w:val="ms-MY"/>
               </w:rPr>
-              <w:t>Kaedah Yang Digunakan</w:t>
+              <w:t xml:space="preserve">Sumber Sasaran (Tanda Satu)</w:t>
             </w:r>
           </w:p>
         </w:tc>
@@ -28861,6 +26474,85 @@
                 <w:lang w:val="ms-MY"/>
               </w:rPr>
             </w:pPr>
+            <w:sdt>
+              <w:sdtPr>
+                <w:rPr>
+                  <w:rFonts w:ascii="MS Gothic" w:eastAsia="MS Gothic" w:hAnsi="MS Gothic" w:cs="MS Gothic"/>
+                  <w:color w:val="1F2937"/>
+                  <w:sz w:val="28"/>
+                  <w:szCs w:val="28"/>
+                  <w:lang w:val="ms-MY"/>
+                </w:rPr>
+                <w:id w:val="910000014"/>
+                <w14:checkbox>
+                  <w14:checked w14:val="0"/>
+                  <w14:checkedState w14:val="2612" w14:font="MS Gothic"/>
+                  <w14:uncheckedState w14:val="2610" w14:font="MS Gothic"/>
+                </w14:checkbox>
+              </w:sdtPr>
+              <w:sdtContent>
+                <w:r>
+                  <w:rPr>
+                    <w:rFonts w:ascii="MS Gothic" w:eastAsia="MS Gothic" w:hAnsi="MS Gothic" w:cs="MS Gothic" w:hint="eastAsia"/>
+                    <w:color w:val="1F2937"/>
+                    <w:sz w:val="28"/>
+                    <w:szCs w:val="28"/>
+                    <w:lang w:val="ms-MY"/>
+                  </w:rPr>
+                  <w:t>☐</w:t>
+                </w:r>
+              </w:sdtContent>
+            </w:sdt>
+            <w:r>
+              <w:rPr>
+                <w:color w:val="1F2937"/>
+                <w:lang w:val="ms-MY"/>
+              </w:rPr>
+              <w:t xml:space="preserve"> Diberi sendiri oleh pempamer atau pendemo</w:t>
+            </w:r>
+            <w:r>
+              <w:rPr>
+                <w:color w:val="1F2937"/>
+                <w:lang w:val="ms-MY"/>
+              </w:rPr>
+              <w:t xml:space="preserve">      </w:t>
+            </w:r>
+            <w:sdt>
+              <w:sdtPr>
+                <w:rPr>
+                  <w:rFonts w:ascii="MS Gothic" w:eastAsia="MS Gothic" w:hAnsi="MS Gothic" w:cs="MS Gothic"/>
+                  <w:color w:val="1F2937"/>
+                  <w:sz w:val="28"/>
+                  <w:szCs w:val="28"/>
+                  <w:lang w:val="ms-MY"/>
+                </w:rPr>
+                <w:id w:val="910000015"/>
+                <w14:checkbox>
+                  <w14:checked w14:val="0"/>
+                  <w14:checkedState w14:val="2612" w14:font="MS Gothic"/>
+                  <w14:uncheckedState w14:val="2610" w14:font="MS Gothic"/>
+                </w14:checkbox>
+              </w:sdtPr>
+              <w:sdtContent>
+                <w:r>
+                  <w:rPr>
+                    <w:rFonts w:ascii="MS Gothic" w:eastAsia="MS Gothic" w:hAnsi="MS Gothic" w:cs="MS Gothic" w:hint="eastAsia"/>
+                    <w:color w:val="1F2937"/>
+                    <w:sz w:val="28"/>
+                    <w:szCs w:val="28"/>
+                    <w:lang w:val="ms-MY"/>
+                  </w:rPr>
+                  <w:t>☐</w:t>
+                </w:r>
+              </w:sdtContent>
+            </w:sdt>
+            <w:r>
+              <w:rPr>
+                <w:color w:val="1F2937"/>
+                <w:lang w:val="ms-MY"/>
+              </w:rPr>
+              <w:t xml:space="preserve"> Kiraan mudah pasukan</w:t>
+            </w:r>
           </w:p>
         </w:tc>
       </w:tr>
@@ -28898,137 +26590,7 @@
               <w:rPr>
                 <w:lang w:val="ms-MY"/>
               </w:rPr>
-              <w:t>Sebab Tetingkap Ini Dipilih</w:t>
-            </w:r>
-          </w:p>
-        </w:tc>
-        <w:tc>
-          <w:tcPr>
-            <w:tcW w:w="6026" w:type="dxa"/>
-            <w:tcBorders>
-              <w:top w:val="single" w:sz="4" w:space="0" w:color="C9CFD8"/>
-              <w:left w:val="single" w:sz="4" w:space="0" w:color="C9CFD8"/>
-              <w:bottom w:val="single" w:sz="4" w:space="0" w:color="C9CFD8"/>
-              <w:right w:val="single" w:sz="4" w:space="0" w:color="C9CFD8"/>
-            </w:tcBorders>
-            <w:tcMar>
-              <w:top w:w="90" w:type="dxa"/>
-              <w:left w:w="120" w:type="dxa"/>
-              <w:bottom w:w="90" w:type="dxa"/>
-              <w:right w:w="120" w:type="dxa"/>
-            </w:tcMar>
-            <w:vAlign w:val="center"/>
-          </w:tcPr>
-          <w:p>
-            <w:pPr>
-              <w:spacing w:before="40" w:line="254" w:lineRule="auto"/>
-              <w:rPr>
-                <w:lang w:val="ms-MY"/>
-              </w:rPr>
-            </w:pPr>
-          </w:p>
-        </w:tc>
-      </w:tr>
-      <w:tr>
-        <w:trPr>
-          <w:cantSplit/>
-          <w:trHeight w:val="720"/>
-        </w:trPr>
-        <w:tc>
-          <w:tcPr>
-            <w:tcW w:w="3000" w:type="dxa"/>
-            <w:tcBorders>
-              <w:top w:val="single" w:sz="4" w:space="0" w:color="C9CFD8"/>
-              <w:left w:val="single" w:sz="4" w:space="0" w:color="C9CFD8"/>
-              <w:bottom w:val="single" w:sz="4" w:space="0" w:color="C9CFD8"/>
-              <w:right w:val="single" w:sz="4" w:space="0" w:color="C9CFD8"/>
-            </w:tcBorders>
-            <w:shd w:val="clear" w:color="auto" w:fill="EBF0F7"/>
-            <w:tcMar>
-              <w:top w:w="90" w:type="dxa"/>
-              <w:left w:w="120" w:type="dxa"/>
-              <w:bottom w:w="90" w:type="dxa"/>
-              <w:right w:w="120" w:type="dxa"/>
-            </w:tcMar>
-            <w:vAlign w:val="center"/>
-          </w:tcPr>
-          <w:p>
-            <w:pPr>
-              <w:spacing w:line="254" w:lineRule="auto"/>
-              <w:rPr>
-                <w:lang w:val="ms-MY"/>
-              </w:rPr>
-            </w:pPr>
-            <w:r>
-              <w:rPr>
-                <w:lang w:val="ms-MY"/>
-              </w:rPr>
-              <w:t>Andaian Utama Yang Digunakan</w:t>
-            </w:r>
-          </w:p>
-        </w:tc>
-        <w:tc>
-          <w:tcPr>
-            <w:tcW w:w="6026" w:type="dxa"/>
-            <w:tcBorders>
-              <w:top w:val="single" w:sz="4" w:space="0" w:color="C9CFD8"/>
-              <w:left w:val="single" w:sz="4" w:space="0" w:color="C9CFD8"/>
-              <w:bottom w:val="single" w:sz="4" w:space="0" w:color="C9CFD8"/>
-              <w:right w:val="single" w:sz="4" w:space="0" w:color="C9CFD8"/>
-            </w:tcBorders>
-            <w:tcMar>
-              <w:top w:w="90" w:type="dxa"/>
-              <w:left w:w="120" w:type="dxa"/>
-              <w:bottom w:w="90" w:type="dxa"/>
-              <w:right w:w="120" w:type="dxa"/>
-            </w:tcMar>
-            <w:vAlign w:val="center"/>
-          </w:tcPr>
-          <w:p>
-            <w:pPr>
-              <w:spacing w:before="40" w:line="254" w:lineRule="auto"/>
-              <w:rPr>
-                <w:lang w:val="ms-MY"/>
-              </w:rPr>
-            </w:pPr>
-          </w:p>
-        </w:tc>
-      </w:tr>
-      <w:tr>
-        <w:trPr>
-          <w:cantSplit/>
-          <w:trHeight w:val="720"/>
-        </w:trPr>
-        <w:tc>
-          <w:tcPr>
-            <w:tcW w:w="3000" w:type="dxa"/>
-            <w:tcBorders>
-              <w:top w:val="single" w:sz="4" w:space="0" w:color="C9CFD8"/>
-              <w:left w:val="single" w:sz="4" w:space="0" w:color="C9CFD8"/>
-              <w:bottom w:val="single" w:sz="4" w:space="0" w:color="C9CFD8"/>
-              <w:right w:val="single" w:sz="4" w:space="0" w:color="C9CFD8"/>
-            </w:tcBorders>
-            <w:shd w:val="clear" w:color="auto" w:fill="EBF0F7"/>
-            <w:tcMar>
-              <w:top w:w="90" w:type="dxa"/>
-              <w:left w:w="120" w:type="dxa"/>
-              <w:bottom w:w="90" w:type="dxa"/>
-              <w:right w:w="120" w:type="dxa"/>
-            </w:tcMar>
-            <w:vAlign w:val="center"/>
-          </w:tcPr>
-          <w:p>
-            <w:pPr>
-              <w:spacing w:line="254" w:lineRule="auto"/>
-              <w:rPr>
-                <w:lang w:val="ms-MY"/>
-              </w:rPr>
-            </w:pPr>
-            <w:r>
-              <w:rPr>
-                <w:lang w:val="ms-MY"/>
-              </w:rPr>
-              <w:t>Sebab Kaedah Ini Dipilih</w:t>
+              <w:t xml:space="preserve">Kiraan Atau Andaian (Jika Kiraan Pasukan)</w:t>
             </w:r>
           </w:p>
         </w:tc>
@@ -29074,7 +26636,7 @@
           <w:color w:val="6B7280"/>
           <w:lang w:val="ms-MY"/>
         </w:rPr>
-        <w:t>Nota: Contoh kaedah yang boleh diterima ialah peningkatan bilangan pengunjung secara berperingkat berdasarkan rancangan promosi atau jadual pameran sedia ada. Angka sasaran yang dipaparkan dalam video hendaklah sama dengan angka dalam Bahagian C. Percanggahan antara video dengan borang ini menurunkan dua sub-aspek Komponen 2 secara serentak.</w:t>
+        <w:t xml:space="preserve">Nota: Contoh kiraan mudah yang boleh diterima ialah pengunjung sehari didarab dengan bilangan hari pameran, atau angka terkini ditambah peratus kenaikan yang munasabah. Angka sasaran yang dipaparkan dalam video hendaklah sama dengan angka dalam Bahagian C. Percanggahan antara video dengan borang ini menurunkan dua sub-aspek Komponen 2 secara serentak.</w:t>
       </w:r>
     </w:p>
     <w:p>
